--- a/docs/Руководство по работе с шаблоном ОВ.docx
+++ b/docs/Руководство по работе с шаблоном ОВ.docx
@@ -31,19 +31,8 @@
           <w:sz w:val="26"/>
           <w:szCs w:val="26"/>
         </w:rPr>
-        <w:t xml:space="preserve">Отопление, вентиляция, кондиционирование · Autodesk </w:t>
-      </w:r>
-      <w:proofErr w:type="spellStart"/>
-      <w:r>
-        <w:rPr>
-          <w:rFonts w:ascii="Arial" w:hAnsi="Arial" w:cs="Arial"/>
-          <w:color w:val="2E5A80"/>
-          <w:sz w:val="26"/>
-          <w:szCs w:val="26"/>
-        </w:rPr>
-        <w:t>Revit</w:t>
-      </w:r>
-      <w:proofErr w:type="spellEnd"/>
+        <w:t>Отопление, вентиляция, кондиционирование · Autodesk Revit</w:t>
+      </w:r>
     </w:p>
     <w:p>
       <w:pPr>
@@ -1054,19 +1043,7 @@
     </w:p>
     <w:p>
       <w:r>
-        <w:t xml:space="preserve">Руководство опирается на процесс, разбитый на четыре этапа: подготовка </w:t>
-      </w:r>
-      <w:r>
-        <w:t xml:space="preserve">к </w:t>
-      </w:r>
-      <w:r>
-        <w:t>проект</w:t>
-      </w:r>
-      <w:r>
-        <w:t>у</w:t>
-      </w:r>
-      <w:r>
-        <w:t xml:space="preserve"> → моделирование систем → оформление → спецификация.</w:t>
+        <w:t>Руководство опирается на процесс, разбитый на четыре этапа: подготовка к проекту → моделирование систем → оформление → спецификация.</w:t>
       </w:r>
     </w:p>
     <w:p>
@@ -1076,19 +1053,7 @@
     </w:p>
     <w:p>
       <w:r>
-        <w:t>Загрузка требуемых семейств осуществляется при помощи скрипта (п.</w:t>
-      </w:r>
-      <w:r>
-        <w:t xml:space="preserve"> </w:t>
-      </w:r>
-      <w:r>
-        <w:t>2</w:t>
-      </w:r>
-      <w:r>
-        <w:t>.2</w:t>
-      </w:r>
-      <w:r>
-        <w:t>).</w:t>
+        <w:t>Загрузка требуемых семейств осуществляется при помощи скрипта (п. 2.2).</w:t>
       </w:r>
     </w:p>
     <w:p/>
@@ -1179,15 +1144,7 @@
           </w:tcPr>
           <w:p>
             <w:r>
-              <w:t xml:space="preserve">Объединённый расчёт спецификации ОВ2 за один запуск. Вместо восьми отдельных скриптов («Воздуховоды», «Арматура воздуховодов», «Фасонные части воздуховодов», «Воздухораспределители», «Клапаны </w:t>
-            </w:r>
-            <w:proofErr w:type="spellStart"/>
-            <w:r>
-              <w:t>Сигмавент</w:t>
-            </w:r>
-            <w:proofErr w:type="spellEnd"/>
-            <w:r>
-              <w:t>», «Изоляция», «Механическое оборудование», «Расходники») — один, с общим окном настроек и одним окном соответствия систем. Правила расчёта каждой механики полностью совпадают с её отдельным скриптом: перед расчётом механика получает свой кэш элементов, свои коэффициенты и те же фильтры — как при индивидуальном запуске.</w:t>
+              <w:t>Объединённый расчёт спецификации ОВ2 за один запуск. Вместо восьми отдельных скриптов («Воздуховоды», «Арматура воздуховодов», «Фасонные части воздуховодов», «Воздухораспределители», «Клапаны Сигмавент», «Изоляция», «Механическое оборудование», «Расходники») — один, с общим окном настроек и одним окном соответствия систем. Правила расчёта каждой механики полностью совпадают с её отдельным скриптом: перед расчётом механика получает свой кэш элементов, свои коэффициенты и те же фильтры — как при индивидуальном запуске.</w:t>
             </w:r>
           </w:p>
           <w:p>
@@ -1248,13 +1205,8 @@
           </w:tcPr>
           <w:p>
             <w:r>
-              <w:t xml:space="preserve">Клапаны </w:t>
-            </w:r>
-            <w:proofErr w:type="spellStart"/>
-            <w:r>
-              <w:t>сигмавент</w:t>
-            </w:r>
-            <w:proofErr w:type="spellEnd"/>
+              <w:t>Клапаны сигмавент</w:t>
+            </w:r>
           </w:p>
         </w:tc>
         <w:tc>
@@ -1263,23 +1215,7 @@
           </w:tcPr>
           <w:p>
             <w:r>
-              <w:t>Расчёт спецификации клапанов «</w:t>
-            </w:r>
-            <w:proofErr w:type="spellStart"/>
-            <w:r>
-              <w:t>Сигмавент</w:t>
-            </w:r>
-            <w:proofErr w:type="spellEnd"/>
-            <w:r>
-              <w:t>» (арматура воздуховодов с именем, содержащим «</w:t>
-            </w:r>
-            <w:proofErr w:type="spellStart"/>
-            <w:r>
-              <w:t>Сигмавент</w:t>
-            </w:r>
-            <w:proofErr w:type="spellEnd"/>
-            <w:r>
-              <w:t>») и заполнение параметров.</w:t>
+              <w:t>Расчёт спецификации клапанов «Сигмавент» (арматура воздуховодов с именем, содержащим «Сигмавент») и заполнение параметров.</w:t>
             </w:r>
           </w:p>
         </w:tc>
@@ -1370,14 +1306,12 @@
             <w:r>
               <w:t>Расчёт спецификации изоляции воздуховодов (</w:t>
             </w:r>
-            <w:proofErr w:type="spellStart"/>
             <w:r>
               <w:rPr>
                 <w:lang w:val="en-US"/>
               </w:rPr>
               <w:t>DuctInsulation</w:t>
             </w:r>
-            <w:proofErr w:type="spellEnd"/>
             <w:r>
               <w:t>) и заполнение параметров.</w:t>
             </w:r>
@@ -1398,75 +1332,11 @@
             <w:r>
               <w:t xml:space="preserve"> модуль работает поверх результатов модуля «Воздуховоды» — площадь, имя системы, классификация и группировка берутся с хозяина-воздуховода. </w:t>
             </w:r>
-            <w:proofErr w:type="spellStart"/>
             <w:r>
               <w:rPr>
                 <w:lang w:val="en-US"/>
               </w:rPr>
-              <w:t>Сначала</w:t>
-            </w:r>
-            <w:proofErr w:type="spellEnd"/>
-            <w:r>
-              <w:rPr>
-                <w:lang w:val="en-US"/>
-              </w:rPr>
-              <w:t xml:space="preserve"> </w:t>
-            </w:r>
-            <w:proofErr w:type="spellStart"/>
-            <w:r>
-              <w:rPr>
-                <w:lang w:val="en-US"/>
-              </w:rPr>
-              <w:t>запустите</w:t>
-            </w:r>
-            <w:proofErr w:type="spellEnd"/>
-            <w:r>
-              <w:rPr>
-                <w:lang w:val="en-US"/>
-              </w:rPr>
-              <w:t xml:space="preserve"> «</w:t>
-            </w:r>
-            <w:proofErr w:type="spellStart"/>
-            <w:r>
-              <w:rPr>
-                <w:lang w:val="en-US"/>
-              </w:rPr>
-              <w:t>Воздуховоды</w:t>
-            </w:r>
-            <w:proofErr w:type="spellEnd"/>
-            <w:r>
-              <w:rPr>
-                <w:lang w:val="en-US"/>
-              </w:rPr>
-              <w:t xml:space="preserve">», </w:t>
-            </w:r>
-            <w:proofErr w:type="spellStart"/>
-            <w:r>
-              <w:rPr>
-                <w:lang w:val="en-US"/>
-              </w:rPr>
-              <w:t>затем</w:t>
-            </w:r>
-            <w:proofErr w:type="spellEnd"/>
-            <w:r>
-              <w:rPr>
-                <w:lang w:val="en-US"/>
-              </w:rPr>
-              <w:t xml:space="preserve"> «</w:t>
-            </w:r>
-            <w:proofErr w:type="spellStart"/>
-            <w:r>
-              <w:rPr>
-                <w:lang w:val="en-US"/>
-              </w:rPr>
-              <w:t>Изоляцию</w:t>
-            </w:r>
-            <w:proofErr w:type="spellEnd"/>
-            <w:r>
-              <w:rPr>
-                <w:lang w:val="en-US"/>
-              </w:rPr>
-              <w:t>».</w:t>
+              <w:t>Сначала запустите «Воздуховоды», затем «Изоляцию».</w:t>
             </w:r>
           </w:p>
           <w:p/>
@@ -1500,14 +1370,12 @@
             <w:r>
               <w:t xml:space="preserve">-таблиц (наследие </w:t>
             </w:r>
-            <w:proofErr w:type="spellStart"/>
             <w:r>
               <w:rPr>
                 <w:lang w:val="en-US"/>
               </w:rPr>
               <w:t>VntilationPR</w:t>
             </w:r>
-            <w:proofErr w:type="spellEnd"/>
             <w:r>
               <w:t>, без выгрузки солидов).</w:t>
             </w:r>
@@ -1598,13 +1466,7 @@
         </w:numPr>
       </w:pPr>
       <w:r>
-        <w:t>О</w:t>
-      </w:r>
-      <w:r>
-        <w:t>ткрыть проект по заданному пути с сервера</w:t>
-      </w:r>
-      <w:r>
-        <w:t>, обратить внимание на галочку «Создать новый локальный» (рис. 1)</w:t>
+        <w:t>Открыть проект по заданному пути с сервера, обратить внимание на галочку «Создать новый локальный» (рис. 1)</w:t>
       </w:r>
     </w:p>
     <w:p>
@@ -1699,10 +1561,7 @@
         <w:t>BIM</w:t>
       </w:r>
       <w:r>
-        <w:t>-</w:t>
-      </w:r>
-      <w:r>
-        <w:t>отделу.</w:t>
+        <w:t>-отделу.</w:t>
       </w:r>
     </w:p>
     <w:p>
@@ -1792,10 +1651,7 @@
         <w:t>MCP</w:t>
       </w:r>
       <w:r>
-        <w:t xml:space="preserve"> (</w:t>
-      </w:r>
-      <w:r>
-        <w:t>рис. 3)</w:t>
+        <w:t xml:space="preserve"> (рис. 3)</w:t>
       </w:r>
     </w:p>
     <w:p>
@@ -1953,32 +1809,13 @@
           <w:color w:val="EE0000"/>
           <w:lang w:val="en-US"/>
         </w:rPr>
-        <w:t>WE</w:t>
-      </w:r>
-      <w:r>
-        <w:rPr>
-          <w:color w:val="EE0000"/>
-          <w:lang w:val="en-US"/>
-        </w:rPr>
-        <w:t>B</w:t>
+        <w:t>WEB</w:t>
       </w:r>
       <w:r>
         <w:rPr>
           <w:color w:val="EE0000"/>
         </w:rPr>
-        <w:t xml:space="preserve"> в нижней части экрана (рис. </w:t>
-      </w:r>
-      <w:r>
-        <w:rPr>
-          <w:color w:val="EE0000"/>
-        </w:rPr>
-        <w:t>5</w:t>
-      </w:r>
-      <w:r>
-        <w:rPr>
-          <w:color w:val="EE0000"/>
-        </w:rPr>
-        <w:t>)</w:t>
+        <w:t xml:space="preserve"> в нижней части экрана (рис. 5)</w:t>
       </w:r>
     </w:p>
     <w:p>
@@ -2033,25 +1870,13 @@
         <w:jc w:val="center"/>
       </w:pPr>
       <w:r>
-        <w:t xml:space="preserve">Рис. </w:t>
-      </w:r>
-      <w:r>
-        <w:t>5</w:t>
-      </w:r>
-      <w:r>
-        <w:t xml:space="preserve">. Вкладка </w:t>
+        <w:t xml:space="preserve">Рис. 5. Вкладка </w:t>
       </w:r>
       <w:r>
         <w:rPr>
           <w:lang w:val="en-US"/>
         </w:rPr>
-        <w:t>WE</w:t>
-      </w:r>
-      <w:r>
-        <w:rPr>
-          <w:lang w:val="en-US"/>
-        </w:rPr>
-        <w:t>B</w:t>
+        <w:t>WEB</w:t>
       </w:r>
       <w:r>
         <w:t>.</w:t>
@@ -2077,13 +1902,7 @@
         <w:t>Revit</w:t>
       </w:r>
       <w:r>
-        <w:t xml:space="preserve"> </w:t>
-      </w:r>
-      <w:r>
-        <w:t xml:space="preserve">файлов одновременно, то в каждом требуется загрузка </w:t>
-      </w:r>
-      <w:r>
-        <w:t xml:space="preserve">панели </w:t>
+        <w:t xml:space="preserve"> файлов одновременно, то в каждом требуется загрузка панели </w:t>
       </w:r>
       <w:r>
         <w:rPr>
@@ -2120,42 +1939,16 @@
         </w:numPr>
       </w:pPr>
       <w:r>
-        <w:t>На появившейся панели на экране выбрать клавишу</w:t>
-      </w:r>
-      <w:r>
-        <w:t xml:space="preserve"> </w:t>
-      </w:r>
-      <w:r>
-        <w:t xml:space="preserve">«Загрузить из </w:t>
-      </w:r>
-      <w:proofErr w:type="spellStart"/>
+        <w:t xml:space="preserve">На появившейся панели на экране выбрать клавишу «Загрузить из </w:t>
+      </w:r>
       <w:r>
         <w:rPr>
           <w:lang w:val="en-US"/>
         </w:rPr>
         <w:t>Directus</w:t>
       </w:r>
-      <w:proofErr w:type="spellEnd"/>
-      <w:r>
-        <w:t xml:space="preserve">» </w:t>
-      </w:r>
-      <w:r>
-        <w:t>(</w:t>
-      </w:r>
-      <w:r>
-        <w:t xml:space="preserve">рис. </w:t>
-      </w:r>
-      <w:r>
-        <w:t>6</w:t>
-      </w:r>
-      <w:r>
-        <w:t xml:space="preserve">). В появившемся экране выбрать «Семейства» (рис. </w:t>
-      </w:r>
-      <w:r>
-        <w:t>7</w:t>
-      </w:r>
-      <w:r>
-        <w:t>)</w:t>
+      <w:r>
+        <w:t>» (рис. 6). В появившемся экране выбрать «Семейства» (рис. 7)</w:t>
       </w:r>
     </w:p>
     <w:p>
@@ -2207,13 +2000,7 @@
         <w:jc w:val="center"/>
       </w:pPr>
       <w:r>
-        <w:t xml:space="preserve">Рис. </w:t>
-      </w:r>
-      <w:r>
-        <w:t>6</w:t>
-      </w:r>
-      <w:r>
-        <w:t>. Загрузка.</w:t>
+        <w:t>Рис. 6. Загрузка.</w:t>
       </w:r>
     </w:p>
     <w:p>
@@ -2268,13 +2055,7 @@
         <w:jc w:val="center"/>
       </w:pPr>
       <w:r>
-        <w:t xml:space="preserve">Рис. </w:t>
-      </w:r>
-      <w:r>
-        <w:t>7</w:t>
-      </w:r>
-      <w:r>
-        <w:t>. Загрузка семейств.</w:t>
+        <w:t>Рис. 7. Загрузка семейств.</w:t>
       </w:r>
     </w:p>
     <w:p>
@@ -2291,16 +2072,7 @@
         </w:numPr>
       </w:pPr>
       <w:r>
-        <w:t>В выпадающем списке выбрать ОВ2</w:t>
-      </w:r>
-      <w:r>
-        <w:t xml:space="preserve">, нужное семейство, с помощью представления 3д, и загрузить семейство (рис. </w:t>
-      </w:r>
-      <w:r>
-        <w:t>8</w:t>
-      </w:r>
-      <w:r>
-        <w:t>).</w:t>
+        <w:t>В выпадающем списке выбрать ОВ2, нужное семейство, с помощью представления 3д, и загрузить семейство (рис. 8).</w:t>
       </w:r>
     </w:p>
     <w:p>
@@ -2373,13 +2145,7 @@
         <w:jc w:val="center"/>
       </w:pPr>
       <w:r>
-        <w:t xml:space="preserve">Рис. </w:t>
-      </w:r>
-      <w:r>
-        <w:t>8</w:t>
-      </w:r>
-      <w:r>
-        <w:t>. Выбор семейств.</w:t>
+        <w:t>Рис. 8. Выбор семейств.</w:t>
       </w:r>
     </w:p>
     <w:p>
@@ -2405,87 +2171,42 @@
         </w:numPr>
       </w:pPr>
       <w:bookmarkStart w:id="5" w:name="_Toc243758642"/>
-      <w:proofErr w:type="spellStart"/>
       <w:r>
         <w:rPr>
           <w:lang w:val="en-US"/>
         </w:rPr>
-        <w:t>Девятиграфковая</w:t>
-      </w:r>
-      <w:proofErr w:type="spellEnd"/>
+        <w:t>Девятиграфковая спецификация ОВ</w:t>
+      </w:r>
+      <w:bookmarkEnd w:id="5"/>
+    </w:p>
+    <w:p/>
+    <w:p>
+      <w:pPr>
+        <w:spacing w:after="120" w:line="276" w:lineRule="auto"/>
+      </w:pPr>
+      <w:r>
+        <w:t xml:space="preserve">Спецификация заполняется из общих параметров модели. Скрипты рассчитывают позиции по категориям, заполняют наименование, группировку, количество и систему; расходники для </w:t>
+      </w:r>
+      <w:r>
+        <w:lastRenderedPageBreak/>
+        <w:t xml:space="preserve">монтажа (клипсы, уплотнительная лента, металл ОВ1) считаются автоматически и пишутся в контейнерные семейства «Система». </w:t>
+      </w:r>
+    </w:p>
+    <w:p>
+      <w:pPr>
+        <w:spacing w:after="120" w:line="276" w:lineRule="auto"/>
+      </w:pPr>
+      <w:r>
+        <w:t>Итог размещается на листах А3 в девятиграфковой форме: «Поз. | Наименование и техническая характеристика | Тип, марка, обозначение | Код изделия | Завод-изготовитель | Ед. изм. | Кол-во | Масса 1 ед., кг | Примечание»</w:t>
+      </w:r>
       <w:r>
         <w:rPr>
           <w:lang w:val="en-US"/>
         </w:rPr>
         <w:t xml:space="preserve"> </w:t>
       </w:r>
-      <w:proofErr w:type="spellStart"/>
-      <w:r>
-        <w:rPr>
-          <w:lang w:val="en-US"/>
-        </w:rPr>
-        <w:t>спецификация</w:t>
-      </w:r>
-      <w:proofErr w:type="spellEnd"/>
-      <w:r>
-        <w:rPr>
-          <w:lang w:val="en-US"/>
-        </w:rPr>
-        <w:t xml:space="preserve"> ОВ</w:t>
-      </w:r>
-      <w:bookmarkEnd w:id="5"/>
-    </w:p>
-    <w:p/>
-    <w:p>
-      <w:pPr>
-        <w:spacing w:after="120" w:line="276" w:lineRule="auto"/>
-      </w:pPr>
-      <w:r>
-        <w:t>Спецификация заполняется из общих параметров модел</w:t>
-      </w:r>
-      <w:r>
-        <w:t>и</w:t>
-      </w:r>
-      <w:r>
-        <w:t xml:space="preserve">. Скрипты рассчитывают позиции по категориям, заполняют наименование, группировку, количество и систему; расходники для </w:t>
-      </w:r>
-      <w:r>
-        <w:lastRenderedPageBreak/>
-        <w:t xml:space="preserve">монтажа (клипсы, уплотнительная лента, металл ОВ1) считаются автоматически и пишутся в контейнерные семейства «Система». </w:t>
-      </w:r>
-    </w:p>
-    <w:p>
-      <w:pPr>
-        <w:spacing w:after="120" w:line="276" w:lineRule="auto"/>
-      </w:pPr>
-      <w:r>
-        <w:t xml:space="preserve">Итог размещается на листах А3 в </w:t>
-      </w:r>
-      <w:proofErr w:type="spellStart"/>
-      <w:r>
-        <w:t>девятиграфковой</w:t>
-      </w:r>
-      <w:proofErr w:type="spellEnd"/>
-      <w:r>
-        <w:t xml:space="preserve"> форме: «Поз. | Наименование и техническая характеристика | Тип, марка, обозначение | Код изделия | Завод-изготовитель | Ед. изм. | Кол-во | Масса 1 ед., кг | Примечание»</w:t>
-      </w:r>
-      <w:r>
-        <w:rPr>
-          <w:lang w:val="en-US"/>
-        </w:rPr>
-        <w:t xml:space="preserve"> </w:t>
-      </w:r>
-      <w:r>
-        <w:t xml:space="preserve">(рис. </w:t>
-      </w:r>
-      <w:r>
-        <w:t>1</w:t>
-      </w:r>
-      <w:r>
-        <w:t>1</w:t>
-      </w:r>
-      <w:r>
-        <w:t>)</w:t>
+      <w:r>
+        <w:t>(рис. 11)</w:t>
       </w:r>
     </w:p>
     <w:p>
@@ -2543,27 +2264,7 @@
         <w:jc w:val="center"/>
       </w:pPr>
       <w:r>
-        <w:t xml:space="preserve">Рис. </w:t>
-      </w:r>
-      <w:r>
-        <w:t>1</w:t>
-      </w:r>
-      <w:r>
-        <w:t>1</w:t>
-      </w:r>
-      <w:r>
-        <w:t>.</w:t>
-      </w:r>
-      <w:r>
-        <w:t xml:space="preserve"> </w:t>
-      </w:r>
-      <w:proofErr w:type="spellStart"/>
-      <w:r>
-        <w:t>Девятиграфка</w:t>
-      </w:r>
-      <w:proofErr w:type="spellEnd"/>
-      <w:r>
-        <w:t>.</w:t>
+        <w:t>Рис. 11. Девятиграфка.</w:t>
       </w:r>
     </w:p>
     <w:p>
@@ -2600,34 +2301,14 @@
       <w:r>
         <w:t xml:space="preserve">, выбрать клавишу «Загрузить из </w:t>
       </w:r>
-      <w:proofErr w:type="spellStart"/>
       <w:r>
         <w:rPr>
           <w:lang w:val="en-US"/>
         </w:rPr>
         <w:t>Directus</w:t>
       </w:r>
-      <w:proofErr w:type="spellEnd"/>
-      <w:r>
-        <w:t xml:space="preserve">» </w:t>
-      </w:r>
-      <w:r>
-        <w:t>(</w:t>
-      </w:r>
-      <w:r>
-        <w:t xml:space="preserve">рис. </w:t>
-      </w:r>
-      <w:r>
-        <w:t>12</w:t>
-      </w:r>
-      <w:r>
-        <w:t xml:space="preserve">). В появившемся экране выбрать «Скрипты» (рис. </w:t>
-      </w:r>
-      <w:r>
-        <w:t>12</w:t>
-      </w:r>
-      <w:r>
-        <w:t>)</w:t>
+      <w:r>
+        <w:t>» (рис. 12). В появившемся экране выбрать «Скрипты» (рис. 12)</w:t>
       </w:r>
     </w:p>
     <w:p>
@@ -2686,10 +2367,7 @@
         <w:t xml:space="preserve">Рис. </w:t>
       </w:r>
       <w:r>
-        <w:t>12</w:t>
-      </w:r>
-      <w:r>
-        <w:t>. Загрузка скриптов.</w:t>
+        <w:t>12. Загрузка скриптов.</w:t>
       </w:r>
     </w:p>
     <w:p>
@@ -2707,19 +2385,7 @@
         </w:numPr>
       </w:pPr>
       <w:r>
-        <w:t xml:space="preserve">В выпадающем списке выбрать </w:t>
-      </w:r>
-      <w:r>
-        <w:t>«Спецификация ИОС»</w:t>
-      </w:r>
-      <w:r>
-        <w:t xml:space="preserve"> (рис.13)</w:t>
-      </w:r>
-      <w:r>
-        <w:t>.</w:t>
-      </w:r>
-      <w:r>
-        <w:t xml:space="preserve"> </w:t>
+        <w:t xml:space="preserve">В выпадающем списке выбрать «Спецификация ИОС» (рис.13). </w:t>
       </w:r>
     </w:p>
     <w:p>
@@ -2771,13 +2437,7 @@
         <w:jc w:val="center"/>
       </w:pPr>
       <w:r>
-        <w:t xml:space="preserve">Рис. </w:t>
-      </w:r>
-      <w:r>
-        <w:t>13</w:t>
-      </w:r>
-      <w:r>
-        <w:t>. Выбор скрипта</w:t>
+        <w:t>Рис. 13. Выбор скрипта</w:t>
       </w:r>
     </w:p>
     <w:p>
@@ -2795,28 +2455,7 @@
         </w:numPr>
       </w:pPr>
       <w:r>
-        <w:t>Нажать на скрипт «</w:t>
-      </w:r>
-      <w:r>
-        <w:t>Спецификация ОВ2</w:t>
-      </w:r>
-      <w:r>
-        <w:t>»</w:t>
-      </w:r>
-      <w:r>
-        <w:t xml:space="preserve"> (рис. </w:t>
-      </w:r>
-      <w:r>
-        <w:t>14</w:t>
-      </w:r>
-      <w:r>
-        <w:t>)</w:t>
-      </w:r>
-      <w:r>
-        <w:t>.</w:t>
-      </w:r>
-      <w:r>
-        <w:t xml:space="preserve"> Описание скрипта находится в правой части экрана.</w:t>
+        <w:t>Нажать на скрипт «Спецификация ОВ2» (рис. 14). Описание скрипта находится в правой части экрана.</w:t>
       </w:r>
     </w:p>
     <w:p>
@@ -2868,28 +2507,7 @@
         <w:jc w:val="center"/>
       </w:pPr>
       <w:r>
-        <w:t>Рис</w:t>
-      </w:r>
-      <w:r>
-        <w:t>.</w:t>
-      </w:r>
-      <w:r>
-        <w:t xml:space="preserve"> </w:t>
-      </w:r>
-      <w:r>
-        <w:t>14</w:t>
-      </w:r>
-      <w:r>
-        <w:t xml:space="preserve">. </w:t>
-      </w:r>
-      <w:r>
-        <w:t>Описание</w:t>
-      </w:r>
-      <w:r>
-        <w:t xml:space="preserve"> скрипта</w:t>
-      </w:r>
-      <w:r>
-        <w:t>.</w:t>
+        <w:t>Рис. 14. Описание скрипта.</w:t>
       </w:r>
     </w:p>
     <w:p>
@@ -2978,16 +2596,7 @@
         </w:numPr>
       </w:pPr>
       <w:r>
-        <w:t xml:space="preserve">В сплывающем окне выбрать нужные настройки (рис. </w:t>
-      </w:r>
-      <w:r>
-        <w:t>1</w:t>
-      </w:r>
-      <w:r>
-        <w:t>6</w:t>
-      </w:r>
-      <w:r>
-        <w:t>)</w:t>
+        <w:t>В сплывающем окне выбрать нужные настройки (рис. 16)</w:t>
       </w:r>
     </w:p>
     <w:p>
@@ -3039,25 +2648,7 @@
         <w:jc w:val="center"/>
       </w:pPr>
       <w:r>
-        <w:t>Рис</w:t>
-      </w:r>
-      <w:r>
-        <w:t xml:space="preserve">. </w:t>
-      </w:r>
-      <w:r>
-        <w:t>1</w:t>
-      </w:r>
-      <w:r>
-        <w:t>6</w:t>
-      </w:r>
-      <w:r>
-        <w:t xml:space="preserve">. </w:t>
-      </w:r>
-      <w:r>
-        <w:t>Настройки</w:t>
-      </w:r>
-      <w:r>
-        <w:t xml:space="preserve"> скрипта</w:t>
+        <w:t>Рис. 16. Настройки скрипта</w:t>
       </w:r>
     </w:p>
     <w:p>
@@ -3155,19 +2746,13 @@
       </w:pPr>
       <w:bookmarkStart w:id="8" w:name="_Toc243758645"/>
       <w:r>
-        <w:t>Создание марк</w:t>
-      </w:r>
-      <w:r>
-        <w:t>и</w:t>
+        <w:t>Создание марки</w:t>
       </w:r>
       <w:bookmarkEnd w:id="8"/>
     </w:p>
     <w:p>
       <w:r>
-        <w:t>При оформлении марки в</w:t>
-      </w:r>
-      <w:r>
-        <w:t xml:space="preserve"> именах большинства типоразмеров указываем, какие параметры выводит марка, их положение и длина полки. </w:t>
+        <w:t xml:space="preserve">При оформлении марки в именах большинства типоразмеров указываем, какие параметры выводит марка, их положение и длина полки. </w:t>
       </w:r>
     </w:p>
     <w:p>
@@ -3191,30 +2776,7 @@
         </w:numPr>
       </w:pPr>
       <w:r>
-        <w:t>В семействе «</w:t>
-      </w:r>
-      <w:proofErr w:type="spellStart"/>
-      <w:r>
-        <w:t>ADSK_M_Воздуховоды</w:t>
-      </w:r>
-      <w:proofErr w:type="spellEnd"/>
-      <w:r>
-        <w:t xml:space="preserve">» </w:t>
-      </w:r>
-      <w:r>
-        <w:t>и типе «</w:t>
-      </w:r>
-      <w:r>
-        <w:t>Размер_12</w:t>
-      </w:r>
-      <w:r>
-        <w:t>»</w:t>
-      </w:r>
-      <w:r>
-        <w:t xml:space="preserve">. </w:t>
-      </w:r>
-      <w:r>
-        <w:t>Используется на плане и выводит размер (рис. 18).</w:t>
+        <w:t>В семействе «ADSK_M_Воздуховоды» и типе «Размер_12». Используется на плане и выводит размер (рис. 18).</w:t>
       </w:r>
     </w:p>
     <w:p>
@@ -3288,30 +2850,7 @@
         </w:numPr>
       </w:pPr>
       <w:r>
-        <w:t>В семействе «</w:t>
-      </w:r>
-      <w:proofErr w:type="spellStart"/>
-      <w:r>
-        <w:t>ADSK_M_Воздуховоды</w:t>
-      </w:r>
-      <w:proofErr w:type="spellEnd"/>
-      <w:r>
-        <w:t xml:space="preserve">» </w:t>
-      </w:r>
-      <w:r>
-        <w:t>и типе «</w:t>
-      </w:r>
-      <w:r>
-        <w:t>Имя системы / Размер_12</w:t>
-      </w:r>
-      <w:r>
-        <w:t>» (рис. 19). Используется на плане и показывает имя системы – в верхней части и размер – в нижней части</w:t>
-      </w:r>
-      <w:r>
-        <w:t>, а также длину полки 12 мм</w:t>
-      </w:r>
-      <w:r>
-        <w:t>.</w:t>
+        <w:t>В семействе «ADSK_M_Воздуховоды» и типе «Имя системы / Размер_12» (рис. 19). Используется на плане и показывает имя системы – в верхней части и размер – в нижней части, а также длину полки 12 мм.</w:t>
       </w:r>
     </w:p>
     <w:p>
@@ -3377,65 +2916,15 @@
         </w:numPr>
       </w:pPr>
       <w:r>
-        <w:t>В семействе «</w:t>
-      </w:r>
-      <w:proofErr w:type="spellStart"/>
-      <w:r>
-        <w:t>ADSK_M_Воздуховоды</w:t>
-      </w:r>
-      <w:proofErr w:type="spellEnd"/>
-      <w:r>
-        <w:t xml:space="preserve">» </w:t>
-      </w:r>
-      <w:r>
-        <w:t>и типе «</w:t>
-      </w:r>
-      <w:r>
-        <w:t xml:space="preserve">Имя системы / </w:t>
-      </w:r>
-      <w:r>
-        <w:t>Расход_15</w:t>
-      </w:r>
-      <w:r>
-        <w:t>»</w:t>
-      </w:r>
-      <w:r>
-        <w:t>.</w:t>
-      </w:r>
-    </w:p>
-    <w:p>
-      <w:pPr>
-        <w:pStyle w:val="a7"/>
-      </w:pPr>
-      <w:r>
-        <w:t>На</w:t>
-      </w:r>
-      <w:r>
-        <w:t xml:space="preserve"> аксонометрии</w:t>
-      </w:r>
-      <w:r>
-        <w:t xml:space="preserve"> имя типоразмера «</w:t>
-      </w:r>
-      <w:r>
-        <w:t>Размер / Расход_15</w:t>
-      </w:r>
-      <w:r>
-        <w:t>» означает, что марка выводит над полкой значение размера, под полкой в первой строке — расход</w:t>
-      </w:r>
-      <w:r>
-        <w:t xml:space="preserve"> </w:t>
-      </w:r>
-      <w:r>
-        <w:t>и длина полки составляет 15 мм</w:t>
-      </w:r>
-      <w:r>
-        <w:t xml:space="preserve"> (рис. </w:t>
-      </w:r>
-      <w:r>
-        <w:t>20</w:t>
-      </w:r>
-      <w:r>
-        <w:t>.</w:t>
+        <w:t>В семействе «ADSK_M_Воздуховоды» и типе «Имя системы / Расход_15».</w:t>
+      </w:r>
+    </w:p>
+    <w:p>
+      <w:pPr>
+        <w:pStyle w:val="a7"/>
+      </w:pPr>
+      <w:r>
+        <w:t>На аксонометрии имя типоразмера «Размер / Расход_15» означает, что марка выводит над полкой значение размера, под полкой в первой строке — расход и длина полки составляет 15 мм (рис. 20.</w:t>
       </w:r>
     </w:p>
     <w:p/>
@@ -3486,10 +2975,7 @@
         <w:jc w:val="center"/>
       </w:pPr>
       <w:r>
-        <w:t xml:space="preserve">Рис. </w:t>
-      </w:r>
-      <w:r>
-        <w:t>20.</w:t>
+        <w:t>Рис. 20.</w:t>
       </w:r>
     </w:p>
     <w:p>
@@ -3540,25 +3026,7 @@
         <w:jc w:val="center"/>
       </w:pPr>
       <w:r>
-        <w:t>Р</w:t>
-      </w:r>
-      <w:r>
-        <w:t>ис. 2</w:t>
-      </w:r>
-      <w:r>
-        <w:t>1</w:t>
-      </w:r>
-      <w:r>
-        <w:t xml:space="preserve">. </w:t>
-      </w:r>
-      <w:r>
-        <w:t>Перечень марок воздуховодов</w:t>
-      </w:r>
-      <w:r>
-        <w:t xml:space="preserve"> в проекте</w:t>
-      </w:r>
-      <w:r>
-        <w:t>.</w:t>
+        <w:t>Рис. 21. Перечень марок воздуховодов в проекте.</w:t>
       </w:r>
     </w:p>
     <w:p>
@@ -3587,69 +3055,7 @@
         </w:numPr>
       </w:pPr>
       <w:r>
-        <w:t xml:space="preserve">В семействе </w:t>
-      </w:r>
-      <w:r>
-        <w:t>«</w:t>
-      </w:r>
-      <w:proofErr w:type="spellStart"/>
-      <w:r>
-        <w:t>ADSK_M</w:t>
-      </w:r>
-      <w:r>
-        <w:t>арка_Труб_ОсновныеОбозначения</w:t>
-      </w:r>
-      <w:proofErr w:type="spellEnd"/>
-      <w:r>
-        <w:t>»</w:t>
-      </w:r>
-      <w:r>
-        <w:t xml:space="preserve"> и типе «</w:t>
-      </w:r>
-      <w:r>
-        <w:t xml:space="preserve">Имя </w:t>
-      </w:r>
-      <w:proofErr w:type="spellStart"/>
-      <w:r>
-        <w:t>системы_Номер</w:t>
-      </w:r>
-      <w:proofErr w:type="spellEnd"/>
-      <w:r>
-        <w:t xml:space="preserve"> </w:t>
-      </w:r>
-      <w:proofErr w:type="spellStart"/>
-      <w:r>
-        <w:t>стояка_Внешний</w:t>
-      </w:r>
-      <w:proofErr w:type="spellEnd"/>
-      <w:r>
-        <w:t xml:space="preserve"> </w:t>
-      </w:r>
-      <w:proofErr w:type="spellStart"/>
-      <w:r>
-        <w:t>диаметр_Толщина</w:t>
-      </w:r>
-      <w:proofErr w:type="spellEnd"/>
-      <w:r>
-        <w:t xml:space="preserve"> стенки</w:t>
-      </w:r>
-      <w:r>
-        <w:t xml:space="preserve">» </w:t>
-      </w:r>
-      <w:r>
-        <w:t xml:space="preserve">(рис. </w:t>
-      </w:r>
-      <w:r>
-        <w:t>2</w:t>
-      </w:r>
-      <w:r>
-        <w:t>2</w:t>
-      </w:r>
-      <w:r>
-        <w:t>)</w:t>
-      </w:r>
-      <w:r>
-        <w:t>. Сверху обозначается Имя системы и номер стояка через девиз, в нижней части – Внешний диаметр и толщина стенки. Используется как на плане, так и на аксонометрии.</w:t>
+        <w:t>В семействе «ADSK_Mарка_Труб_ОсновныеОбозначения» и типе «Имя системы_Номер стояка_Внешний диаметр_Толщина стенки» (рис. 22). Сверху обозначается Имя системы и номер стояка через девиз, в нижней части – Внешний диаметр и толщина стенки. Используется как на плане, так и на аксонометрии.</w:t>
       </w:r>
     </w:p>
     <w:p>
@@ -3723,58 +3129,7 @@
         </w:numPr>
       </w:pPr>
       <w:r>
-        <w:t xml:space="preserve">В семействе </w:t>
-      </w:r>
-      <w:r>
-        <w:t>«</w:t>
-      </w:r>
-      <w:proofErr w:type="spellStart"/>
-      <w:r>
-        <w:t>ADSK_M</w:t>
-      </w:r>
-      <w:r>
-        <w:t>арка_Труб_ОсновныеОбозначения</w:t>
-      </w:r>
-      <w:proofErr w:type="spellEnd"/>
-      <w:r>
-        <w:t>»</w:t>
-      </w:r>
-      <w:r>
-        <w:t xml:space="preserve"> и типе «</w:t>
-      </w:r>
-      <w:r>
-        <w:t xml:space="preserve">Имя </w:t>
-      </w:r>
-      <w:proofErr w:type="spellStart"/>
-      <w:r>
-        <w:t>системы_Номер</w:t>
-      </w:r>
-      <w:proofErr w:type="spellEnd"/>
-      <w:r>
-        <w:t xml:space="preserve"> </w:t>
-      </w:r>
-      <w:proofErr w:type="spellStart"/>
-      <w:r>
-        <w:t>стояка_Диаметр</w:t>
-      </w:r>
-      <w:proofErr w:type="spellEnd"/>
-      <w:r>
-        <w:t>»</w:t>
-      </w:r>
-      <w:r>
-        <w:t xml:space="preserve">. </w:t>
-      </w:r>
-      <w:r>
-        <w:t>Сверху обозначается Имя системы и номер стояка через девиз, в нижней части –диаметр</w:t>
-      </w:r>
-      <w:r>
-        <w:t xml:space="preserve"> (рис. 23).</w:t>
-      </w:r>
-      <w:r>
-        <w:t xml:space="preserve"> </w:t>
-      </w:r>
-      <w:r>
-        <w:t>Используется как на плане, так и на аксонометрии.</w:t>
+        <w:t>В семействе «ADSK_Mарка_Труб_ОсновныеОбозначения» и типе «Имя системы_Номер стояка_Диаметр». Сверху обозначается Имя системы и номер стояка через девиз, в нижней части –диаметр (рис. 23). Используется как на плане, так и на аксонометрии.</w:t>
       </w:r>
     </w:p>
     <w:p>
@@ -3850,39 +3205,7 @@
         </w:numPr>
       </w:pPr>
       <w:r>
-        <w:t xml:space="preserve">В семействе </w:t>
-      </w:r>
-      <w:r>
-        <w:t>«</w:t>
-      </w:r>
-      <w:proofErr w:type="spellStart"/>
-      <w:r>
-        <w:t>ADSK_M</w:t>
-      </w:r>
-      <w:r>
-        <w:t>арка_Труб_ОсновныеОбозначения</w:t>
-      </w:r>
-      <w:proofErr w:type="spellEnd"/>
-      <w:r>
-        <w:t>»</w:t>
-      </w:r>
-      <w:r>
-        <w:t xml:space="preserve"> и типе «</w:t>
-      </w:r>
-      <w:r>
-        <w:t>Диаметр</w:t>
-      </w:r>
-      <w:r>
-        <w:t>». Сверху диаметр (рис. 2</w:t>
-      </w:r>
-      <w:r>
-        <w:t>4</w:t>
-      </w:r>
-      <w:r>
-        <w:t>)</w:t>
-      </w:r>
-      <w:r>
-        <w:t>. Используется в аксонометрии.</w:t>
+        <w:t>В семействе «ADSK_Mарка_Труб_ОсновныеОбозначения» и типе «Диаметр». Сверху диаметр (рис. 24). Используется в аксонометрии.</w:t>
       </w:r>
     </w:p>
     <w:p>
@@ -3951,56 +3274,7 @@
         </w:numPr>
       </w:pPr>
       <w:r>
-        <w:t xml:space="preserve">В семействе </w:t>
-      </w:r>
-      <w:r>
-        <w:t>«</w:t>
-      </w:r>
-      <w:proofErr w:type="spellStart"/>
-      <w:r>
-        <w:t>ADSK_M</w:t>
-      </w:r>
-      <w:r>
-        <w:t>арка_Труб_ОсновныеОбозначения</w:t>
-      </w:r>
-      <w:proofErr w:type="spellEnd"/>
-      <w:r>
-        <w:t>»</w:t>
-      </w:r>
-      <w:r>
-        <w:t xml:space="preserve"> и типе «</w:t>
-      </w:r>
-      <w:r>
-        <w:t xml:space="preserve">Внешний </w:t>
-      </w:r>
-      <w:proofErr w:type="spellStart"/>
-      <w:r>
-        <w:t>диаметр_Толщина</w:t>
-      </w:r>
-      <w:proofErr w:type="spellEnd"/>
-      <w:r>
-        <w:t xml:space="preserve"> стенки</w:t>
-      </w:r>
-      <w:r>
-        <w:t xml:space="preserve">». Сверху </w:t>
-      </w:r>
-      <w:r>
-        <w:t xml:space="preserve">указывается </w:t>
-      </w:r>
-      <w:r>
-        <w:t>диаметр</w:t>
-      </w:r>
-      <w:r>
-        <w:t xml:space="preserve"> внешний и толщина стенки</w:t>
-      </w:r>
-      <w:r>
-        <w:t xml:space="preserve"> (рис. 2</w:t>
-      </w:r>
-      <w:r>
-        <w:t>5</w:t>
-      </w:r>
-      <w:r>
-        <w:t>). Используется в аксонометрии.</w:t>
+        <w:t>В семействе «ADSK_Mарка_Труб_ОсновныеОбозначения» и типе «Внешний диаметр_Толщина стенки». Сверху указывается диаметр внешний и толщина стенки (рис. 25). Используется в аксонометрии.</w:t>
       </w:r>
     </w:p>
     <w:p>
@@ -4057,10 +3331,7 @@
         <w:jc w:val="center"/>
       </w:pPr>
       <w:r>
-        <w:t>Рис. 2</w:t>
-      </w:r>
-      <w:r>
-        <w:t>5</w:t>
+        <w:t>Рис. 25</w:t>
       </w:r>
     </w:p>
     <w:p>
@@ -4113,13 +3384,7 @@
         <w:jc w:val="center"/>
       </w:pPr>
       <w:r>
-        <w:t>Рис. 2</w:t>
-      </w:r>
-      <w:r>
-        <w:t>6</w:t>
-      </w:r>
-      <w:r>
-        <w:t>. Марка арматуры трубопроводов</w:t>
+        <w:t>Рис. 26. Марка арматуры трубопроводов</w:t>
       </w:r>
     </w:p>
     <w:p>
@@ -4137,13 +3402,7 @@
         </w:numPr>
       </w:pPr>
       <w:r>
-        <w:t xml:space="preserve">Варианты обозначения марки </w:t>
-      </w:r>
-      <w:r>
-        <w:t>воздухораспределителей</w:t>
-      </w:r>
-      <w:r>
-        <w:t>:</w:t>
+        <w:t>Варианты обозначения марки воздухораспределителей:</w:t>
       </w:r>
     </w:p>
     <w:p>
@@ -4155,33 +3414,7 @@
         </w:numPr>
       </w:pPr>
       <w:r>
-        <w:t xml:space="preserve">В семействе </w:t>
-      </w:r>
-      <w:r>
-        <w:t>«</w:t>
-      </w:r>
-      <w:proofErr w:type="spellStart"/>
-      <w:r>
-        <w:t>НТ_Марка_Воздухораспределителей</w:t>
-      </w:r>
-      <w:proofErr w:type="spellEnd"/>
-      <w:r>
-        <w:t>»</w:t>
-      </w:r>
-      <w:r>
-        <w:t xml:space="preserve"> и типе «</w:t>
-      </w:r>
-      <w:r>
-        <w:t>Типоразмер_HT_МаркахРазмер_12 мм</w:t>
-      </w:r>
-      <w:r>
-        <w:t>» сверху указывается его марка, а снизу размер сечения и также длина полки выноски. Марка ставится на планах (рис. 2</w:t>
-      </w:r>
-      <w:r>
-        <w:t>7</w:t>
-      </w:r>
-      <w:r>
-        <w:t xml:space="preserve">). </w:t>
+        <w:t xml:space="preserve">В семействе «НТ_Марка_Воздухораспределителей» и типе «Типоразмер_HT_МаркахРазмер_12 мм» сверху указывается его марка, а снизу размер сечения и также длина полки выноски. Марка ставится на планах (рис. 27). </w:t>
       </w:r>
     </w:p>
     <w:p>
@@ -4233,10 +3466,7 @@
         <w:jc w:val="center"/>
       </w:pPr>
       <w:r>
-        <w:t>Рис. 2</w:t>
-      </w:r>
-      <w:r>
-        <w:t>7</w:t>
+        <w:t>Рис. 27</w:t>
       </w:r>
     </w:p>
     <w:p>
@@ -4248,56 +3478,7 @@
         </w:numPr>
       </w:pPr>
       <w:r>
-        <w:t xml:space="preserve">В семействе </w:t>
-      </w:r>
-      <w:r>
-        <w:t>«</w:t>
-      </w:r>
-      <w:proofErr w:type="spellStart"/>
-      <w:r>
-        <w:t>НТ_Марка_Воздухораспределителей</w:t>
-      </w:r>
-      <w:proofErr w:type="spellEnd"/>
-      <w:r>
-        <w:t>»</w:t>
-      </w:r>
-      <w:r>
-        <w:t xml:space="preserve"> и типе «</w:t>
-      </w:r>
-      <w:proofErr w:type="spellStart"/>
-      <w:r>
-        <w:t>Типоразмер_HT_МаркахРазмерхРасход</w:t>
-      </w:r>
-      <w:proofErr w:type="spellEnd"/>
-      <w:r>
-        <w:t xml:space="preserve"> 20мм</w:t>
-      </w:r>
-      <w:r>
-        <w:t>» сверху указывается его марка</w:t>
-      </w:r>
-      <w:r>
-        <w:t xml:space="preserve"> и размер сечения</w:t>
-      </w:r>
-      <w:r>
-        <w:t>, а снизу ра</w:t>
-      </w:r>
-      <w:r>
-        <w:t>сход</w:t>
-      </w:r>
-      <w:r>
-        <w:t xml:space="preserve"> и также длина полки выноски. Марка ставится на </w:t>
-      </w:r>
-      <w:r>
-        <w:t>аксонометрии</w:t>
-      </w:r>
-      <w:r>
-        <w:t xml:space="preserve"> (рис. 2</w:t>
-      </w:r>
-      <w:r>
-        <w:t>8</w:t>
-      </w:r>
-      <w:r>
-        <w:t xml:space="preserve">). </w:t>
+        <w:t xml:space="preserve">В семействе «НТ_Марка_Воздухораспределителей» и типе «Типоразмер_HT_МаркахРазмерхРасход 20мм» сверху указывается его марка и размер сечения, а снизу расход и также длина полки выноски. Марка ставится на аксонометрии (рис. 28). </w:t>
       </w:r>
     </w:p>
     <w:p>
@@ -4349,10 +3530,7 @@
         <w:jc w:val="center"/>
       </w:pPr>
       <w:r>
-        <w:t>Рис. 2</w:t>
-      </w:r>
-      <w:r>
-        <w:t>8</w:t>
+        <w:t>Рис. 28</w:t>
       </w:r>
     </w:p>
     <w:p>
@@ -4413,16 +3591,7 @@
         <w:jc w:val="center"/>
       </w:pPr>
       <w:r>
-        <w:t>Рис. 2</w:t>
-      </w:r>
-      <w:r>
-        <w:t>9.</w:t>
-      </w:r>
-      <w:r>
-        <w:t xml:space="preserve"> Марка</w:t>
-      </w:r>
-      <w:r>
-        <w:t xml:space="preserve"> воздухораспределителей</w:t>
+        <w:t>Рис. 29. Марка воздухораспределителей</w:t>
       </w:r>
     </w:p>
     <w:p/>
@@ -4443,53 +3612,7 @@
         <w:pStyle w:val="a7"/>
       </w:pPr>
       <w:r>
-        <w:t xml:space="preserve">В семействе </w:t>
-      </w:r>
-      <w:r>
-        <w:t>«</w:t>
-      </w:r>
-      <w:proofErr w:type="spellStart"/>
-      <w:r>
-        <w:t>ADSK</w:t>
-      </w:r>
-      <w:r>
-        <w:t>_М_</w:t>
-      </w:r>
-      <w:r>
-        <w:t>Изоляции</w:t>
-      </w:r>
-      <w:proofErr w:type="spellEnd"/>
-      <w:r>
-        <w:t xml:space="preserve"> воздуховодов</w:t>
-      </w:r>
-      <w:r>
-        <w:t>»</w:t>
-      </w:r>
-      <w:r>
-        <w:t xml:space="preserve"> и типе «</w:t>
-      </w:r>
-      <w:proofErr w:type="spellStart"/>
-      <w:r>
-        <w:t>HT_Марка</w:t>
-      </w:r>
-      <w:proofErr w:type="spellEnd"/>
-      <w:r>
-        <w:t xml:space="preserve"> 25</w:t>
-      </w:r>
-      <w:r>
-        <w:t>» указывается его марка и также длина полки выноски. Марка ставится на планах</w:t>
-      </w:r>
-      <w:r>
-        <w:t xml:space="preserve"> и аксонометрии</w:t>
-      </w:r>
-      <w:r>
-        <w:t xml:space="preserve"> (рис. </w:t>
-      </w:r>
-      <w:r>
-        <w:t>30</w:t>
-      </w:r>
-      <w:r>
-        <w:t xml:space="preserve">). </w:t>
+        <w:t xml:space="preserve">В семействе «ADSK_М_Изоляции воздуховодов» и типе «HT_Марка 25» указывается его марка и также длина полки выноски. Марка ставится на планах и аксонометрии (рис. 30). </w:t>
       </w:r>
     </w:p>
     <w:p>
@@ -4611,13 +3734,7 @@
         </w:rPr>
       </w:pPr>
       <w:r>
-        <w:t xml:space="preserve">Рис. </w:t>
-      </w:r>
-      <w:r>
-        <w:t>31</w:t>
-      </w:r>
-      <w:r>
-        <w:t>. Марка изоляции воздуховодов</w:t>
+        <w:t>Рис. 31. Марка изоляции воздуховодов</w:t>
       </w:r>
     </w:p>
     <w:p>
@@ -4641,50 +3758,7 @@
         </w:numPr>
       </w:pPr>
       <w:r>
-        <w:t xml:space="preserve">В семействе </w:t>
-      </w:r>
-      <w:r>
-        <w:t>«</w:t>
-      </w:r>
-      <w:proofErr w:type="spellStart"/>
-      <w:r>
-        <w:t>НТ_</w:t>
-      </w:r>
-      <w:r>
-        <w:t>Арматура</w:t>
-      </w:r>
-      <w:proofErr w:type="spellEnd"/>
-      <w:r>
-        <w:t xml:space="preserve"> воздуховодов</w:t>
-      </w:r>
-      <w:r>
-        <w:t>»</w:t>
-      </w:r>
-      <w:r>
-        <w:t xml:space="preserve"> и типе «</w:t>
-      </w:r>
-      <w:proofErr w:type="spellStart"/>
-      <w:r>
-        <w:t>HT_Марка</w:t>
-      </w:r>
-      <w:proofErr w:type="spellEnd"/>
-      <w:r>
-        <w:t xml:space="preserve"> 60 мм</w:t>
-      </w:r>
-      <w:r>
-        <w:t xml:space="preserve">» сверху указывается его марка и длина полки выноски. Марка ставится на </w:t>
-      </w:r>
-      <w:r>
-        <w:t xml:space="preserve">плане и </w:t>
-      </w:r>
-      <w:r>
-        <w:t xml:space="preserve">аксонометрии (рис. </w:t>
-      </w:r>
-      <w:r>
-        <w:t>32</w:t>
-      </w:r>
-      <w:r>
-        <w:t xml:space="preserve">). </w:t>
+        <w:t xml:space="preserve">В семействе «НТ_Арматура воздуховодов» и типе «HT_Марка 60 мм» сверху указывается его марка и длина полки выноски. Марка ставится на плане и аксонометрии (рис. 32). </w:t>
       </w:r>
     </w:p>
     <w:p>
@@ -4748,41 +3822,7 @@
         </w:numPr>
       </w:pPr>
       <w:r>
-        <w:t xml:space="preserve">В семействе </w:t>
-      </w:r>
-      <w:r>
-        <w:t>«</w:t>
-      </w:r>
-      <w:proofErr w:type="spellStart"/>
-      <w:r>
-        <w:t>НТ_Арматура</w:t>
-      </w:r>
-      <w:proofErr w:type="spellEnd"/>
-      <w:r>
-        <w:t xml:space="preserve"> воздуховодов</w:t>
-      </w:r>
-      <w:r>
-        <w:t>»</w:t>
-      </w:r>
-      <w:r>
-        <w:t xml:space="preserve"> и типе «</w:t>
-      </w:r>
-      <w:proofErr w:type="spellStart"/>
-      <w:r>
-        <w:t>HT_Марка</w:t>
-      </w:r>
-      <w:proofErr w:type="spellEnd"/>
-      <w:r>
-        <w:t xml:space="preserve"> х Размер</w:t>
-      </w:r>
-      <w:r>
-        <w:t xml:space="preserve">» сверху указывается его </w:t>
-      </w:r>
-      <w:r>
-        <w:t>марка, а снизу размер</w:t>
-      </w:r>
-      <w:r>
-        <w:t>. Марка ставится на аксонометрии (рис. 32).</w:t>
+        <w:t>В семействе «НТ_Арматура воздуховодов» и типе «HT_Марка х Размер» сверху указывается его марка, а снизу размер. Марка ставится на аксонометрии (рис. 32).</w:t>
       </w:r>
     </w:p>
     <w:p>
@@ -4913,53 +3953,7 @@
         <w:pStyle w:val="a7"/>
       </w:pPr>
       <w:r>
-        <w:t xml:space="preserve">В семействе </w:t>
-      </w:r>
-      <w:r>
-        <w:t>«</w:t>
-      </w:r>
-      <w:proofErr w:type="spellStart"/>
-      <w:r>
-        <w:t>НТ_</w:t>
-      </w:r>
-      <w:r>
-        <w:t>Оборудование</w:t>
-      </w:r>
-      <w:proofErr w:type="spellEnd"/>
-      <w:r>
-        <w:t>»</w:t>
-      </w:r>
-      <w:r>
-        <w:t xml:space="preserve"> и типе «</w:t>
-      </w:r>
-      <w:proofErr w:type="spellStart"/>
-      <w:r>
-        <w:t>HT_Оборудование</w:t>
-      </w:r>
-      <w:proofErr w:type="spellEnd"/>
-      <w:r>
-        <w:t xml:space="preserve"> - Имя системы 10</w:t>
-      </w:r>
-      <w:r>
-        <w:t xml:space="preserve">» сверху указывается </w:t>
-      </w:r>
-      <w:r>
-        <w:t>его имя системы и размер полки выноски</w:t>
-      </w:r>
-      <w:r>
-        <w:t xml:space="preserve">. Марка ставится на аксонометрии </w:t>
-      </w:r>
-      <w:r>
-        <w:t xml:space="preserve">и планах </w:t>
-      </w:r>
-      <w:r>
-        <w:t>(рис. 3</w:t>
-      </w:r>
-      <w:r>
-        <w:t>4</w:t>
-      </w:r>
-      <w:r>
-        <w:t>).</w:t>
+        <w:t>В семействе «НТ_Оборудование» и типе «HT_Оборудование - Имя системы 10» сверху указывается его имя системы и размер полки выноски. Марка ставится на аксонометрии и планах (рис. 34).</w:t>
       </w:r>
     </w:p>
     <w:p>
@@ -5147,10 +4141,7 @@
         <w:jc w:val="center"/>
       </w:pPr>
       <w:r>
-        <w:t xml:space="preserve">Рис. 22. </w:t>
-      </w:r>
-      <w:r>
-        <w:t>Сводная спецификация А3</w:t>
+        <w:t>Рис. 22. Сводная спецификация А3</w:t>
       </w:r>
     </w:p>
     <w:p>
@@ -5171,10 +4162,223 @@
         </w:numPr>
       </w:pPr>
       <w:r>
-        <w:t>При создании воспользоваться подробной инструкцией</w:t>
-      </w:r>
-      <w:r>
-        <w:t>.</w:t>
+        <w:t>При создании воспользоваться подробной инструкцией.</w:t>
+      </w:r>
+    </w:p>
+    <w:p>
+      <w:pPr>
+        <w:pStyle w:val="2"/>
+        <w:numPr>
+          <w:ilvl w:val="1"/>
+          <w:numId w:val="1"/>
+        </w:numPr>
+      </w:pPr>
+      <w:r>
+        <w:t xml:space="preserve">CSV-таблицы площадей фасонных деталей (скрипт «Фасонные части воздуховодов»)</w:t>
+      </w:r>
+    </w:p>
+    <w:p>
+      <w:pPr>
+        <w:pStyle w:val="a7"/>
+      </w:pPr>
+      <w:r>
+        <w:t xml:space="preserve">Скрипт «Фасонные части воздуховодов» берёт площади развёртки отводов и переходов не из геометрии модели, а из CSV-таблиц. Таблицы обязаны лежать в папке C:\DuctSize\ на том ПК, где запускается скрипт, и читаются при каждом запуске — правки в файлах применяются без пересборки скрипта. Состав папки:</w:t>
+      </w:r>
+    </w:p>
+    <w:tbl>
+      <w:tblPr>
+        <w:tblStyle w:val="af2"/>
+        <w:tblW w:w="7700" w:type="dxa"/>
+        <w:tblLook w:val="04A0" w:firstRow="1" w:lastRow="0" w:firstColumn="1" w:lastColumn="0" w:noHBand="0" w:noVBand="1"/>
+      </w:tblPr>
+      <w:tblGrid>
+        <w:gridCol w:w="2200"/>
+        <w:gridCol w:w="2400"/>
+        <w:gridCol w:w="3100"/>
+      </w:tblGrid>
+      <w:tr>
+        <w:tc>
+          <w:tcPr>
+            <w:tcW w:w="2200" w:type="dxa"/>
+          </w:tcPr>
+          <w:p>
+            <w:r>
+              <w:t xml:space="preserve">Файл</w:t>
+            </w:r>
+          </w:p>
+        </w:tc>
+        <w:tc>
+          <w:tcPr>
+            <w:tcW w:w="2400" w:type="dxa"/>
+          </w:tcPr>
+          <w:p>
+            <w:r>
+              <w:t xml:space="preserve">Деталь</w:t>
+            </w:r>
+          </w:p>
+        </w:tc>
+        <w:tc>
+          <w:tcPr>
+            <w:tcW w:w="3100" w:type="dxa"/>
+          </w:tcPr>
+          <w:p>
+            <w:r>
+              <w:t xml:space="preserve">Ключи поиска (параметры Revit)</w:t>
+            </w:r>
+          </w:p>
+        </w:tc>
+      </w:tr>
+      <w:tr>
+        <w:tc>
+          <w:tcPr>
+            <w:tcW w:w="2200" w:type="dxa"/>
+          </w:tcPr>
+          <w:p>
+            <w:r>
+              <w:t xml:space="preserve">C:\DuctSize\r_elb_90.csv</w:t>
+            </w:r>
+          </w:p>
+        </w:tc>
+        <w:tc>
+          <w:tcPr>
+            <w:tcW w:w="2400" w:type="dxa"/>
+          </w:tcPr>
+          <w:p>
+            <w:r>
+              <w:t xml:space="preserve">Отвод круглый</w:t>
+            </w:r>
+          </w:p>
+        </w:tc>
+        <w:tc>
+          <w:tcPr>
+            <w:tcW w:w="3100" w:type="dxa"/>
+          </w:tcPr>
+          <w:p>
+            <w:r>
+              <w:t xml:space="preserve">диаметр + угол</w:t>
+            </w:r>
+          </w:p>
+        </w:tc>
+      </w:tr>
+      <w:tr>
+        <w:tc>
+          <w:tcPr>
+            <w:tcW w:w="2200" w:type="dxa"/>
+          </w:tcPr>
+          <w:p>
+            <w:r>
+              <w:t xml:space="preserve">C:\DuctSize\sq_elb_90.csv</w:t>
+            </w:r>
+          </w:p>
+        </w:tc>
+        <w:tc>
+          <w:tcPr>
+            <w:tcW w:w="2400" w:type="dxa"/>
+          </w:tcPr>
+          <w:p>
+            <w:r>
+              <w:t xml:space="preserve">Отвод прямоугольный</w:t>
+            </w:r>
+          </w:p>
+        </w:tc>
+        <w:tc>
+          <w:tcPr>
+            <w:tcW w:w="3100" w:type="dxa"/>
+          </w:tcPr>
+          <w:p>
+            <w:r>
+              <w:t xml:space="preserve">ширина и высота сечения + угол (ищутся обе ориентации)</w:t>
+            </w:r>
+          </w:p>
+        </w:tc>
+      </w:tr>
+      <w:tr>
+        <w:tc>
+          <w:tcPr>
+            <w:tcW w:w="2200" w:type="dxa"/>
+          </w:tcPr>
+          <w:p>
+            <w:r>
+              <w:t xml:space="preserve">C:\DuctSize\r_resize.csv</w:t>
+            </w:r>
+          </w:p>
+        </w:tc>
+        <w:tc>
+          <w:tcPr>
+            <w:tcW w:w="2400" w:type="dxa"/>
+          </w:tcPr>
+          <w:p>
+            <w:r>
+              <w:t xml:space="preserve">Переход круглый (в т.ч. круг→прямоугольное)</w:t>
+            </w:r>
+          </w:p>
+        </w:tc>
+        <w:tc>
+          <w:tcPr>
+            <w:tcW w:w="3100" w:type="dxa"/>
+          </w:tcPr>
+          <w:p>
+            <w:r>
+              <w:t xml:space="preserve">d1, d2 + длина L (ищутся оба направления)</w:t>
+            </w:r>
+          </w:p>
+        </w:tc>
+      </w:tr>
+      <w:tr>
+        <w:tc>
+          <w:tcPr>
+            <w:tcW w:w="2200" w:type="dxa"/>
+          </w:tcPr>
+          <w:p>
+            <w:r>
+              <w:t xml:space="preserve">C:\DuctSize\sq_resize.csv</w:t>
+            </w:r>
+          </w:p>
+        </w:tc>
+        <w:tc>
+          <w:tcPr>
+            <w:tcW w:w="2400" w:type="dxa"/>
+          </w:tcPr>
+          <w:p>
+            <w:r>
+              <w:t xml:space="preserve">Переход прямоугольный</w:t>
+            </w:r>
+          </w:p>
+        </w:tc>
+        <w:tc>
+          <w:tcPr>
+            <w:tcW w:w="3100" w:type="dxa"/>
+          </w:tcPr>
+          <w:p>
+            <w:r>
+              <w:t xml:space="preserve">стороны сечений + длина L (ищутся обе ориентации)</w:t>
+            </w:r>
+          </w:p>
+        </w:tc>
+      </w:tr>
+    </w:tbl>
+    <w:p>
+      <w:pPr>
+        <w:pStyle w:val="a7"/>
+        <w:numPr>
+          <w:ilvl w:val="0"/>
+          <w:numId w:val="2"/>
+        </w:numPr>
+      </w:pPr>
+      <w:r>
+        <w:t xml:space="preserve">Если папки или файла нет либо конкретный размер/угол в таблице не найден — площадь считается по формулам развёртки. Формулами (без CSV) всегда считаются тройники, врезки и заглушки.</w:t>
+      </w:r>
+    </w:p>
+    <w:p>
+      <w:pPr>
+        <w:pStyle w:val="a7"/>
+        <w:numPr>
+          <w:ilvl w:val="0"/>
+          <w:numId w:val="2"/>
+        </w:numPr>
+      </w:pPr>
+      <w:r>
+        <w:t xml:space="preserve">Найденная в таблице площадь записывается в HT_ПлощадьФасонныхЭлементов (единица «шт», количество 1) и умножается на коэффициент запаса из окна настройки (по умолчанию 1,44).</w:t>
       </w:r>
     </w:p>
     <w:sectPr>

--- a/docs/Руководство по работе с шаблоном ОВ.docx
+++ b/docs/Руководство по работе с шаблоном ОВ.docx
@@ -31,19 +31,8 @@
           <w:sz w:val="26"/>
           <w:szCs w:val="26"/>
         </w:rPr>
-        <w:t xml:space="preserve">Отопление, вентиляция, кондиционирование · Autodesk </w:t>
-      </w:r>
-      <w:proofErr w:type="spellStart"/>
-      <w:r>
-        <w:rPr>
-          <w:rFonts w:ascii="Arial" w:hAnsi="Arial" w:cs="Arial"/>
-          <w:color w:val="2E5A80"/>
-          <w:sz w:val="26"/>
-          <w:szCs w:val="26"/>
-        </w:rPr>
-        <w:t>Revit</w:t>
-      </w:r>
-      <w:proofErr w:type="spellEnd"/>
+        <w:t>Отопление, вентиляция, кондиционирование · Autodesk Revit</w:t>
+      </w:r>
     </w:p>
     <w:p>
       <w:pPr>
@@ -1054,19 +1043,7 @@
     </w:p>
     <w:p>
       <w:r>
-        <w:t xml:space="preserve">Руководство опирается на процесс, разбитый на четыре этапа: подготовка </w:t>
-      </w:r>
-      <w:r>
-        <w:t xml:space="preserve">к </w:t>
-      </w:r>
-      <w:r>
-        <w:t>проект</w:t>
-      </w:r>
-      <w:r>
-        <w:t>у</w:t>
-      </w:r>
-      <w:r>
-        <w:t xml:space="preserve"> → моделирование систем → оформление → спецификация.</w:t>
+        <w:t>Руководство опирается на процесс, разбитый на четыре этапа: подготовка к проекту → моделирование систем → оформление → спецификация.</w:t>
       </w:r>
     </w:p>
     <w:p>
@@ -1076,19 +1053,7 @@
     </w:p>
     <w:p>
       <w:r>
-        <w:t>Загрузка требуемых семейств осуществляется при помощи скрипта (п.</w:t>
-      </w:r>
-      <w:r>
-        <w:t xml:space="preserve"> </w:t>
-      </w:r>
-      <w:r>
-        <w:t>2</w:t>
-      </w:r>
-      <w:r>
-        <w:t>.2</w:t>
-      </w:r>
-      <w:r>
-        <w:t>).</w:t>
+        <w:t>Загрузка требуемых семейств осуществляется при помощи скрипта (п. 2.2).</w:t>
       </w:r>
     </w:p>
     <w:p/>
@@ -1179,15 +1144,7 @@
           </w:tcPr>
           <w:p>
             <w:r>
-              <w:t xml:space="preserve">Объединённый расчёт спецификации ОВ2 за один запуск. Вместо восьми отдельных скриптов («Воздуховоды», «Арматура воздуховодов», «Фасонные части воздуховодов», «Воздухораспределители», «Клапаны </w:t>
-            </w:r>
-            <w:proofErr w:type="spellStart"/>
-            <w:r>
-              <w:t>Сигмавент</w:t>
-            </w:r>
-            <w:proofErr w:type="spellEnd"/>
-            <w:r>
-              <w:t>», «Изоляция», «Механическое оборудование», «Расходники») — один, с общим окном настроек и одним окном соответствия систем. Правила расчёта каждой механики полностью совпадают с её отдельным скриптом: перед расчётом механика получает свой кэш элементов, свои коэффициенты и те же фильтры — как при индивидуальном запуске.</w:t>
+              <w:t>Объединённый расчёт спецификации ОВ2 за один запуск. Вместо восьми отдельных скриптов («Воздуховоды», «Арматура воздуховодов», «Фасонные части воздуховодов», «Воздухораспределители», «Клапаны Сигмавент», «Изоляция», «Механическое оборудование», «Расходники») — один, с общим окном настроек и одним окном соответствия систем. Правила расчёта каждой механики полностью совпадают с её отдельным скриптом: перед расчётом механика получает свой кэш элементов, свои коэффициенты и те же фильтры — как при индивидуальном запуске.</w:t>
             </w:r>
           </w:p>
           <w:p>
@@ -1248,13 +1205,8 @@
           </w:tcPr>
           <w:p>
             <w:r>
-              <w:t xml:space="preserve">Клапаны </w:t>
-            </w:r>
-            <w:proofErr w:type="spellStart"/>
-            <w:r>
-              <w:t>сигмавент</w:t>
-            </w:r>
-            <w:proofErr w:type="spellEnd"/>
+              <w:t>Клапаны сигмавент</w:t>
+            </w:r>
           </w:p>
         </w:tc>
         <w:tc>
@@ -1263,23 +1215,7 @@
           </w:tcPr>
           <w:p>
             <w:r>
-              <w:t>Расчёт спецификации клапанов «</w:t>
-            </w:r>
-            <w:proofErr w:type="spellStart"/>
-            <w:r>
-              <w:t>Сигмавент</w:t>
-            </w:r>
-            <w:proofErr w:type="spellEnd"/>
-            <w:r>
-              <w:t>» (арматура воздуховодов с именем, содержащим «</w:t>
-            </w:r>
-            <w:proofErr w:type="spellStart"/>
-            <w:r>
-              <w:t>Сигмавент</w:t>
-            </w:r>
-            <w:proofErr w:type="spellEnd"/>
-            <w:r>
-              <w:t>») и заполнение параметров.</w:t>
+              <w:t>Расчёт спецификации клапанов «Сигмавент» (арматура воздуховодов с именем, содержащим «Сигмавент») и заполнение параметров.</w:t>
             </w:r>
           </w:p>
         </w:tc>
@@ -1370,14 +1306,12 @@
             <w:r>
               <w:t>Расчёт спецификации изоляции воздуховодов (</w:t>
             </w:r>
-            <w:proofErr w:type="spellStart"/>
             <w:r>
               <w:rPr>
                 <w:lang w:val="en-US"/>
               </w:rPr>
               <w:t>DuctInsulation</w:t>
             </w:r>
-            <w:proofErr w:type="spellEnd"/>
             <w:r>
               <w:t>) и заполнение параметров.</w:t>
             </w:r>
@@ -1398,75 +1332,11 @@
             <w:r>
               <w:t xml:space="preserve"> модуль работает поверх результатов модуля «Воздуховоды» — площадь, имя системы, классификация и группировка берутся с хозяина-воздуховода. </w:t>
             </w:r>
-            <w:proofErr w:type="spellStart"/>
             <w:r>
               <w:rPr>
                 <w:lang w:val="en-US"/>
               </w:rPr>
-              <w:t>Сначала</w:t>
-            </w:r>
-            <w:proofErr w:type="spellEnd"/>
-            <w:r>
-              <w:rPr>
-                <w:lang w:val="en-US"/>
-              </w:rPr>
-              <w:t xml:space="preserve"> </w:t>
-            </w:r>
-            <w:proofErr w:type="spellStart"/>
-            <w:r>
-              <w:rPr>
-                <w:lang w:val="en-US"/>
-              </w:rPr>
-              <w:t>запустите</w:t>
-            </w:r>
-            <w:proofErr w:type="spellEnd"/>
-            <w:r>
-              <w:rPr>
-                <w:lang w:val="en-US"/>
-              </w:rPr>
-              <w:t xml:space="preserve"> «</w:t>
-            </w:r>
-            <w:proofErr w:type="spellStart"/>
-            <w:r>
-              <w:rPr>
-                <w:lang w:val="en-US"/>
-              </w:rPr>
-              <w:t>Воздуховоды</w:t>
-            </w:r>
-            <w:proofErr w:type="spellEnd"/>
-            <w:r>
-              <w:rPr>
-                <w:lang w:val="en-US"/>
-              </w:rPr>
-              <w:t xml:space="preserve">», </w:t>
-            </w:r>
-            <w:proofErr w:type="spellStart"/>
-            <w:r>
-              <w:rPr>
-                <w:lang w:val="en-US"/>
-              </w:rPr>
-              <w:t>затем</w:t>
-            </w:r>
-            <w:proofErr w:type="spellEnd"/>
-            <w:r>
-              <w:rPr>
-                <w:lang w:val="en-US"/>
-              </w:rPr>
-              <w:t xml:space="preserve"> «</w:t>
-            </w:r>
-            <w:proofErr w:type="spellStart"/>
-            <w:r>
-              <w:rPr>
-                <w:lang w:val="en-US"/>
-              </w:rPr>
-              <w:t>Изоляцию</w:t>
-            </w:r>
-            <w:proofErr w:type="spellEnd"/>
-            <w:r>
-              <w:rPr>
-                <w:lang w:val="en-US"/>
-              </w:rPr>
-              <w:t>».</w:t>
+              <w:t>Сначала запустите «Воздуховоды», затем «Изоляцию».</w:t>
             </w:r>
           </w:p>
           <w:p/>
@@ -1500,14 +1370,12 @@
             <w:r>
               <w:t xml:space="preserve">-таблиц (наследие </w:t>
             </w:r>
-            <w:proofErr w:type="spellStart"/>
             <w:r>
               <w:rPr>
                 <w:lang w:val="en-US"/>
               </w:rPr>
               <w:t>VntilationPR</w:t>
             </w:r>
-            <w:proofErr w:type="spellEnd"/>
             <w:r>
               <w:t>, без выгрузки солидов).</w:t>
             </w:r>
@@ -1598,21 +1466,18 @@
         </w:numPr>
       </w:pPr>
       <w:r>
-        <w:t>О</w:t>
-      </w:r>
-      <w:r>
-        <w:t>ткрыть проект по заданному пути с сервера</w:t>
-      </w:r>
-      <w:r>
-        <w:t>, обратить внимание на галочку «Создать новый локальный» (рис. 1)</w:t>
-      </w:r>
-    </w:p>
-    <w:p>
-      <w:pPr>
-        <w:pStyle w:val="a7"/>
-        <w:jc w:val="center"/>
-      </w:pPr>
-      <w:r>
+        <w:t>Открыть проект по заданному пути с сервера, обратить внимание на галочку «Создать новый локальный» (рис. 1)</w:t>
+      </w:r>
+    </w:p>
+    <w:p>
+      <w:pPr>
+        <w:pStyle w:val="a7"/>
+        <w:jc w:val="center"/>
+      </w:pPr>
+      <w:r>
+        <w:rPr>
+          <w:noProof/>
+        </w:rPr>
         <w:lastRenderedPageBreak/>
         <w:drawing>
           <wp:inline distT="0" distB="0" distL="0" distR="0" wp14:anchorId="7CAECAD9" wp14:editId="725E784E">
@@ -1699,10 +1564,7 @@
         <w:t>BIM</w:t>
       </w:r>
       <w:r>
-        <w:t>-</w:t>
-      </w:r>
-      <w:r>
-        <w:t>отделу.</w:t>
+        <w:t>-отделу.</w:t>
       </w:r>
     </w:p>
     <w:p>
@@ -1792,10 +1654,7 @@
         <w:t>MCP</w:t>
       </w:r>
       <w:r>
-        <w:t xml:space="preserve"> (</w:t>
-      </w:r>
-      <w:r>
-        <w:t>рис. 3)</w:t>
+        <w:t xml:space="preserve"> (рис. 3)</w:t>
       </w:r>
     </w:p>
     <w:p>
@@ -1804,6 +1663,9 @@
         <w:jc w:val="center"/>
       </w:pPr>
       <w:r>
+        <w:rPr>
+          <w:noProof/>
+        </w:rPr>
         <w:drawing>
           <wp:inline distT="0" distB="0" distL="0" distR="0" wp14:anchorId="6DDF23BE" wp14:editId="62E3A147">
             <wp:extent cx="5943600" cy="549275"/>
@@ -1880,6 +1742,9 @@
         <w:jc w:val="center"/>
       </w:pPr>
       <w:r>
+        <w:rPr>
+          <w:noProof/>
+        </w:rPr>
         <w:drawing>
           <wp:inline distT="0" distB="0" distL="0" distR="0" wp14:anchorId="6E278D24" wp14:editId="2F7AE051">
             <wp:extent cx="3028208" cy="803316"/>
@@ -1953,32 +1818,13 @@
           <w:color w:val="EE0000"/>
           <w:lang w:val="en-US"/>
         </w:rPr>
-        <w:t>WE</w:t>
-      </w:r>
-      <w:r>
-        <w:rPr>
-          <w:color w:val="EE0000"/>
-          <w:lang w:val="en-US"/>
-        </w:rPr>
-        <w:t>B</w:t>
+        <w:t>WEB</w:t>
       </w:r>
       <w:r>
         <w:rPr>
           <w:color w:val="EE0000"/>
         </w:rPr>
-        <w:t xml:space="preserve"> в нижней части экрана (рис. </w:t>
-      </w:r>
-      <w:r>
-        <w:rPr>
-          <w:color w:val="EE0000"/>
-        </w:rPr>
-        <w:t>5</w:t>
-      </w:r>
-      <w:r>
-        <w:rPr>
-          <w:color w:val="EE0000"/>
-        </w:rPr>
-        <w:t>)</w:t>
+        <w:t xml:space="preserve"> в нижней части экрана (рис. 5)</w:t>
       </w:r>
     </w:p>
     <w:p>
@@ -2033,25 +1879,13 @@
         <w:jc w:val="center"/>
       </w:pPr>
       <w:r>
-        <w:t xml:space="preserve">Рис. </w:t>
-      </w:r>
-      <w:r>
-        <w:t>5</w:t>
-      </w:r>
-      <w:r>
-        <w:t xml:space="preserve">. Вкладка </w:t>
+        <w:t xml:space="preserve">Рис. 5. Вкладка </w:t>
       </w:r>
       <w:r>
         <w:rPr>
           <w:lang w:val="en-US"/>
         </w:rPr>
-        <w:t>WE</w:t>
-      </w:r>
-      <w:r>
-        <w:rPr>
-          <w:lang w:val="en-US"/>
-        </w:rPr>
-        <w:t>B</w:t>
+        <w:t>WEB</w:t>
       </w:r>
       <w:r>
         <w:t>.</w:t>
@@ -2077,13 +1911,7 @@
         <w:t>Revit</w:t>
       </w:r>
       <w:r>
-        <w:t xml:space="preserve"> </w:t>
-      </w:r>
-      <w:r>
-        <w:t xml:space="preserve">файлов одновременно, то в каждом требуется загрузка </w:t>
-      </w:r>
-      <w:r>
-        <w:t xml:space="preserve">панели </w:t>
+        <w:t xml:space="preserve"> файлов одновременно, то в каждом требуется загрузка панели </w:t>
       </w:r>
       <w:r>
         <w:rPr>
@@ -2120,50 +1948,27 @@
         </w:numPr>
       </w:pPr>
       <w:r>
-        <w:t>На появившейся панели на экране выбрать клавишу</w:t>
-      </w:r>
-      <w:r>
-        <w:t xml:space="preserve"> </w:t>
-      </w:r>
-      <w:r>
-        <w:t xml:space="preserve">«Загрузить из </w:t>
-      </w:r>
-      <w:proofErr w:type="spellStart"/>
+        <w:t xml:space="preserve">На появившейся панели на экране выбрать клавишу «Загрузить из </w:t>
+      </w:r>
       <w:r>
         <w:rPr>
           <w:lang w:val="en-US"/>
         </w:rPr>
         <w:t>Directus</w:t>
       </w:r>
-      <w:proofErr w:type="spellEnd"/>
-      <w:r>
-        <w:t xml:space="preserve">» </w:t>
-      </w:r>
-      <w:r>
-        <w:t>(</w:t>
-      </w:r>
-      <w:r>
-        <w:t xml:space="preserve">рис. </w:t>
-      </w:r>
-      <w:r>
-        <w:t>6</w:t>
-      </w:r>
-      <w:r>
-        <w:t xml:space="preserve">). В появившемся экране выбрать «Семейства» (рис. </w:t>
-      </w:r>
-      <w:r>
-        <w:t>7</w:t>
-      </w:r>
-      <w:r>
-        <w:t>)</w:t>
-      </w:r>
-    </w:p>
-    <w:p>
-      <w:pPr>
-        <w:pStyle w:val="a7"/>
-        <w:jc w:val="center"/>
-      </w:pPr>
-      <w:r>
+      <w:r>
+        <w:t>» (рис. 6). В появившемся экране выбрать «Семейства» (рис. 7)</w:t>
+      </w:r>
+    </w:p>
+    <w:p>
+      <w:pPr>
+        <w:pStyle w:val="a7"/>
+        <w:jc w:val="center"/>
+      </w:pPr>
+      <w:r>
+        <w:rPr>
+          <w:noProof/>
+        </w:rPr>
         <w:drawing>
           <wp:inline distT="0" distB="0" distL="0" distR="0" wp14:anchorId="6A389043" wp14:editId="00AC785B">
             <wp:extent cx="4825443" cy="691853"/>
@@ -2207,13 +2012,7 @@
         <w:jc w:val="center"/>
       </w:pPr>
       <w:r>
-        <w:t xml:space="preserve">Рис. </w:t>
-      </w:r>
-      <w:r>
-        <w:t>6</w:t>
-      </w:r>
-      <w:r>
-        <w:t>. Загрузка.</w:t>
+        <w:t>Рис. 6. Загрузка.</w:t>
       </w:r>
     </w:p>
     <w:p>
@@ -2268,13 +2067,7 @@
         <w:jc w:val="center"/>
       </w:pPr>
       <w:r>
-        <w:t xml:space="preserve">Рис. </w:t>
-      </w:r>
-      <w:r>
-        <w:t>7</w:t>
-      </w:r>
-      <w:r>
-        <w:t>. Загрузка семейств.</w:t>
+        <w:t>Рис. 7. Загрузка семейств.</w:t>
       </w:r>
     </w:p>
     <w:p>
@@ -2291,16 +2084,7 @@
         </w:numPr>
       </w:pPr>
       <w:r>
-        <w:t>В выпадающем списке выбрать ОВ2</w:t>
-      </w:r>
-      <w:r>
-        <w:t xml:space="preserve">, нужное семейство, с помощью представления 3д, и загрузить семейство (рис. </w:t>
-      </w:r>
-      <w:r>
-        <w:t>8</w:t>
-      </w:r>
-      <w:r>
-        <w:t>).</w:t>
+        <w:t>В выпадающем списке выбрать ОВ2, нужное семейство, с помощью представления 3д, и загрузить семейство (рис. 8).</w:t>
       </w:r>
     </w:p>
     <w:p>
@@ -2312,7 +2096,7 @@
           <w:noProof/>
         </w:rPr>
         <w:drawing>
-          <wp:inline distT="0" distB="0" distL="0" distR="0" wp14:anchorId="5F758AB5" wp14:editId="26D5F412">
+          <wp:inline distT="0" distB="0" distL="0" distR="0" wp14:anchorId="5F758AB5" wp14:editId="2BAAA63B">
             <wp:extent cx="2862079" cy="2232489"/>
             <wp:effectExtent l="0" t="0" r="0" b="0"/>
             <wp:docPr id="935022058" name="Рисунок 1"/>
@@ -2373,13 +2157,7 @@
         <w:jc w:val="center"/>
       </w:pPr>
       <w:r>
-        <w:t xml:space="preserve">Рис. </w:t>
-      </w:r>
-      <w:r>
-        <w:t>8</w:t>
-      </w:r>
-      <w:r>
-        <w:t>. Выбор семейств.</w:t>
+        <w:t>Рис. 8. Выбор семейств.</w:t>
       </w:r>
     </w:p>
     <w:p>
@@ -2405,87 +2183,42 @@
         </w:numPr>
       </w:pPr>
       <w:bookmarkStart w:id="5" w:name="_Toc243758642"/>
-      <w:proofErr w:type="spellStart"/>
       <w:r>
         <w:rPr>
           <w:lang w:val="en-US"/>
         </w:rPr>
-        <w:t>Девятиграфковая</w:t>
-      </w:r>
-      <w:proofErr w:type="spellEnd"/>
+        <w:t>Девятиграфковая спецификация ОВ</w:t>
+      </w:r>
+      <w:bookmarkEnd w:id="5"/>
+    </w:p>
+    <w:p/>
+    <w:p>
+      <w:pPr>
+        <w:spacing w:after="120" w:line="276" w:lineRule="auto"/>
+      </w:pPr>
+      <w:r>
+        <w:t xml:space="preserve">Спецификация заполняется из общих параметров модели. Скрипты рассчитывают позиции по категориям, заполняют наименование, группировку, количество и систему; расходники для </w:t>
+      </w:r>
+      <w:r>
+        <w:lastRenderedPageBreak/>
+        <w:t xml:space="preserve">монтажа (клипсы, уплотнительная лента, металл ОВ1) считаются автоматически и пишутся в контейнерные семейства «Система». </w:t>
+      </w:r>
+    </w:p>
+    <w:p>
+      <w:pPr>
+        <w:spacing w:after="120" w:line="276" w:lineRule="auto"/>
+      </w:pPr>
+      <w:r>
+        <w:t>Итог размещается на листах А3 в девятиграфковой форме: «Поз. | Наименование и техническая характеристика | Тип, марка, обозначение | Код изделия | Завод-изготовитель | Ед. изм. | Кол-во | Масса 1 ед., кг | Примечание»</w:t>
+      </w:r>
       <w:r>
         <w:rPr>
           <w:lang w:val="en-US"/>
         </w:rPr>
         <w:t xml:space="preserve"> </w:t>
       </w:r>
-      <w:proofErr w:type="spellStart"/>
-      <w:r>
-        <w:rPr>
-          <w:lang w:val="en-US"/>
-        </w:rPr>
-        <w:t>спецификация</w:t>
-      </w:r>
-      <w:proofErr w:type="spellEnd"/>
-      <w:r>
-        <w:rPr>
-          <w:lang w:val="en-US"/>
-        </w:rPr>
-        <w:t xml:space="preserve"> ОВ</w:t>
-      </w:r>
-      <w:bookmarkEnd w:id="5"/>
-    </w:p>
-    <w:p/>
-    <w:p>
-      <w:pPr>
-        <w:spacing w:after="120" w:line="276" w:lineRule="auto"/>
-      </w:pPr>
-      <w:r>
-        <w:t>Спецификация заполняется из общих параметров модел</w:t>
-      </w:r>
-      <w:r>
-        <w:t>и</w:t>
-      </w:r>
-      <w:r>
-        <w:t xml:space="preserve">. Скрипты рассчитывают позиции по категориям, заполняют наименование, группировку, количество и систему; расходники для </w:t>
-      </w:r>
-      <w:r>
-        <w:lastRenderedPageBreak/>
-        <w:t xml:space="preserve">монтажа (клипсы, уплотнительная лента, металл ОВ1) считаются автоматически и пишутся в контейнерные семейства «Система». </w:t>
-      </w:r>
-    </w:p>
-    <w:p>
-      <w:pPr>
-        <w:spacing w:after="120" w:line="276" w:lineRule="auto"/>
-      </w:pPr>
-      <w:r>
-        <w:t xml:space="preserve">Итог размещается на листах А3 в </w:t>
-      </w:r>
-      <w:proofErr w:type="spellStart"/>
-      <w:r>
-        <w:t>девятиграфковой</w:t>
-      </w:r>
-      <w:proofErr w:type="spellEnd"/>
-      <w:r>
-        <w:t xml:space="preserve"> форме: «Поз. | Наименование и техническая характеристика | Тип, марка, обозначение | Код изделия | Завод-изготовитель | Ед. изм. | Кол-во | Масса 1 ед., кг | Примечание»</w:t>
-      </w:r>
-      <w:r>
-        <w:rPr>
-          <w:lang w:val="en-US"/>
-        </w:rPr>
-        <w:t xml:space="preserve"> </w:t>
-      </w:r>
-      <w:r>
-        <w:t xml:space="preserve">(рис. </w:t>
-      </w:r>
-      <w:r>
-        <w:t>1</w:t>
-      </w:r>
-      <w:r>
-        <w:t>1</w:t>
-      </w:r>
-      <w:r>
-        <w:t>)</w:t>
+      <w:r>
+        <w:t>(рис. 11)</w:t>
       </w:r>
     </w:p>
     <w:p>
@@ -2543,27 +2276,7 @@
         <w:jc w:val="center"/>
       </w:pPr>
       <w:r>
-        <w:t xml:space="preserve">Рис. </w:t>
-      </w:r>
-      <w:r>
-        <w:t>1</w:t>
-      </w:r>
-      <w:r>
-        <w:t>1</w:t>
-      </w:r>
-      <w:r>
-        <w:t>.</w:t>
-      </w:r>
-      <w:r>
-        <w:t xml:space="preserve"> </w:t>
-      </w:r>
-      <w:proofErr w:type="spellStart"/>
-      <w:r>
-        <w:t>Девятиграфка</w:t>
-      </w:r>
-      <w:proofErr w:type="spellEnd"/>
-      <w:r>
-        <w:t>.</w:t>
+        <w:t>Рис. 11. Девятиграфка.</w:t>
       </w:r>
     </w:p>
     <w:p>
@@ -2595,39 +2308,25 @@
         <w:rPr>
           <w:lang w:val="en-US"/>
         </w:rPr>
-        <w:t>WEP</w:t>
+        <w:t>WE</w:t>
+      </w:r>
+      <w:r>
+        <w:rPr>
+          <w:lang w:val="en-US"/>
+        </w:rPr>
+        <w:t>B</w:t>
       </w:r>
       <w:r>
         <w:t xml:space="preserve">, выбрать клавишу «Загрузить из </w:t>
       </w:r>
-      <w:proofErr w:type="spellStart"/>
       <w:r>
         <w:rPr>
           <w:lang w:val="en-US"/>
         </w:rPr>
         <w:t>Directus</w:t>
       </w:r>
-      <w:proofErr w:type="spellEnd"/>
-      <w:r>
-        <w:t xml:space="preserve">» </w:t>
-      </w:r>
-      <w:r>
-        <w:t>(</w:t>
-      </w:r>
-      <w:r>
-        <w:t xml:space="preserve">рис. </w:t>
-      </w:r>
-      <w:r>
-        <w:t>12</w:t>
-      </w:r>
-      <w:r>
-        <w:t xml:space="preserve">). В появившемся экране выбрать «Скрипты» (рис. </w:t>
-      </w:r>
-      <w:r>
-        <w:t>12</w:t>
-      </w:r>
-      <w:r>
-        <w:t>)</w:t>
+      <w:r>
+        <w:t>» (рис. 12). В появившемся экране выбрать «Скрипты» (рис. 12)</w:t>
       </w:r>
     </w:p>
     <w:p>
@@ -2683,13 +2382,7 @@
       </w:pPr>
       <w:r>
         <w:lastRenderedPageBreak/>
-        <w:t xml:space="preserve">Рис. </w:t>
-      </w:r>
-      <w:r>
-        <w:t>12</w:t>
-      </w:r>
-      <w:r>
-        <w:t>. Загрузка скриптов.</w:t>
+        <w:t>Рис. 12. Загрузка скриптов.</w:t>
       </w:r>
     </w:p>
     <w:p>
@@ -2707,27 +2400,18 @@
         </w:numPr>
       </w:pPr>
       <w:r>
-        <w:t xml:space="preserve">В выпадающем списке выбрать </w:t>
-      </w:r>
-      <w:r>
-        <w:t>«Спецификация ИОС»</w:t>
-      </w:r>
-      <w:r>
-        <w:t xml:space="preserve"> (рис.13)</w:t>
-      </w:r>
-      <w:r>
-        <w:t>.</w:t>
-      </w:r>
-      <w:r>
-        <w:t xml:space="preserve"> </w:t>
-      </w:r>
-    </w:p>
-    <w:p>
-      <w:pPr>
-        <w:pStyle w:val="a7"/>
-        <w:jc w:val="center"/>
-      </w:pPr>
-      <w:r>
+        <w:t xml:space="preserve">В выпадающем списке выбрать «Спецификация ИОС» (рис.13). </w:t>
+      </w:r>
+    </w:p>
+    <w:p>
+      <w:pPr>
+        <w:pStyle w:val="a7"/>
+        <w:jc w:val="center"/>
+      </w:pPr>
+      <w:r>
+        <w:rPr>
+          <w:noProof/>
+        </w:rPr>
         <w:drawing>
           <wp:inline distT="0" distB="0" distL="0" distR="0" wp14:anchorId="069CBE82" wp14:editId="46453753">
             <wp:extent cx="3313216" cy="901223"/>
@@ -2771,13 +2455,7 @@
         <w:jc w:val="center"/>
       </w:pPr>
       <w:r>
-        <w:t xml:space="preserve">Рис. </w:t>
-      </w:r>
-      <w:r>
-        <w:t>13</w:t>
-      </w:r>
-      <w:r>
-        <w:t>. Выбор скрипта</w:t>
+        <w:t>Рис. 13. Выбор скрипта</w:t>
       </w:r>
     </w:p>
     <w:p>
@@ -2795,36 +2473,18 @@
         </w:numPr>
       </w:pPr>
       <w:r>
-        <w:t>Нажать на скрипт «</w:t>
-      </w:r>
-      <w:r>
-        <w:t>Спецификация ОВ2</w:t>
-      </w:r>
-      <w:r>
-        <w:t>»</w:t>
-      </w:r>
-      <w:r>
-        <w:t xml:space="preserve"> (рис. </w:t>
-      </w:r>
-      <w:r>
-        <w:t>14</w:t>
-      </w:r>
-      <w:r>
-        <w:t>)</w:t>
-      </w:r>
-      <w:r>
-        <w:t>.</w:t>
-      </w:r>
-      <w:r>
-        <w:t xml:space="preserve"> Описание скрипта находится в правой части экрана.</w:t>
-      </w:r>
-    </w:p>
-    <w:p>
-      <w:pPr>
-        <w:pStyle w:val="a7"/>
-        <w:jc w:val="center"/>
-      </w:pPr>
-      <w:r>
+        <w:t>Нажать на скрипт «Спецификация ОВ2» (рис. 14). Описание скрипта находится в правой части экрана.</w:t>
+      </w:r>
+    </w:p>
+    <w:p>
+      <w:pPr>
+        <w:pStyle w:val="a7"/>
+        <w:jc w:val="center"/>
+      </w:pPr>
+      <w:r>
+        <w:rPr>
+          <w:noProof/>
+        </w:rPr>
         <w:drawing>
           <wp:inline distT="0" distB="0" distL="0" distR="0" wp14:anchorId="2F2B1D69" wp14:editId="6D607790">
             <wp:extent cx="2780648" cy="3954483"/>
@@ -2868,28 +2528,7 @@
         <w:jc w:val="center"/>
       </w:pPr>
       <w:r>
-        <w:t>Рис</w:t>
-      </w:r>
-      <w:r>
-        <w:t>.</w:t>
-      </w:r>
-      <w:r>
-        <w:t xml:space="preserve"> </w:t>
-      </w:r>
-      <w:r>
-        <w:t>14</w:t>
-      </w:r>
-      <w:r>
-        <w:t xml:space="preserve">. </w:t>
-      </w:r>
-      <w:r>
-        <w:t>Описание</w:t>
-      </w:r>
-      <w:r>
-        <w:t xml:space="preserve"> скрипта</w:t>
-      </w:r>
-      <w:r>
-        <w:t>.</w:t>
+        <w:t>Рис. 14. Описание скрипта.</w:t>
       </w:r>
     </w:p>
     <w:p>
@@ -2916,6 +2555,9 @@
         <w:jc w:val="center"/>
       </w:pPr>
       <w:r>
+        <w:rPr>
+          <w:noProof/>
+        </w:rPr>
         <w:drawing>
           <wp:inline distT="0" distB="0" distL="0" distR="0" wp14:anchorId="7BABE76A" wp14:editId="5EAF274B">
             <wp:extent cx="2487880" cy="1614464"/>
@@ -2978,24 +2620,18 @@
         </w:numPr>
       </w:pPr>
       <w:r>
-        <w:t xml:space="preserve">В сплывающем окне выбрать нужные настройки (рис. </w:t>
-      </w:r>
-      <w:r>
-        <w:t>1</w:t>
-      </w:r>
-      <w:r>
-        <w:t>6</w:t>
-      </w:r>
-      <w:r>
-        <w:t>)</w:t>
-      </w:r>
-    </w:p>
-    <w:p>
-      <w:pPr>
-        <w:pStyle w:val="a7"/>
-        <w:jc w:val="center"/>
-      </w:pPr>
-      <w:r>
+        <w:t>В сплывающем окне выбрать нужные настройки (рис. 16)</w:t>
+      </w:r>
+    </w:p>
+    <w:p>
+      <w:pPr>
+        <w:pStyle w:val="a7"/>
+        <w:jc w:val="center"/>
+      </w:pPr>
+      <w:r>
+        <w:rPr>
+          <w:noProof/>
+        </w:rPr>
         <w:drawing>
           <wp:inline distT="0" distB="0" distL="0" distR="0" wp14:anchorId="73FCD6AE" wp14:editId="5A62264D">
             <wp:extent cx="2422567" cy="1874901"/>
@@ -3039,25 +2675,7 @@
         <w:jc w:val="center"/>
       </w:pPr>
       <w:r>
-        <w:t>Рис</w:t>
-      </w:r>
-      <w:r>
-        <w:t xml:space="preserve">. </w:t>
-      </w:r>
-      <w:r>
-        <w:t>1</w:t>
-      </w:r>
-      <w:r>
-        <w:t>6</w:t>
-      </w:r>
-      <w:r>
-        <w:t xml:space="preserve">. </w:t>
-      </w:r>
-      <w:r>
-        <w:t>Настройки</w:t>
-      </w:r>
-      <w:r>
-        <w:t xml:space="preserve"> скрипта</w:t>
+        <w:t>Рис. 16. Настройки скрипта</w:t>
       </w:r>
     </w:p>
     <w:p>
@@ -3085,6 +2703,9 @@
         <w:t xml:space="preserve"> </w:t>
       </w:r>
       <w:r>
+        <w:rPr>
+          <w:noProof/>
+        </w:rPr>
         <w:drawing>
           <wp:inline distT="0" distB="0" distL="0" distR="0" wp14:anchorId="4CD745F7" wp14:editId="039CC1B0">
             <wp:extent cx="2974769" cy="3390156"/>
@@ -3155,19 +2776,13 @@
       </w:pPr>
       <w:bookmarkStart w:id="8" w:name="_Toc243758645"/>
       <w:r>
-        <w:t>Создание марк</w:t>
-      </w:r>
-      <w:r>
-        <w:t>и</w:t>
+        <w:t>Создание марки</w:t>
       </w:r>
       <w:bookmarkEnd w:id="8"/>
     </w:p>
     <w:p>
       <w:r>
-        <w:t>При оформлении марки в</w:t>
-      </w:r>
-      <w:r>
-        <w:t xml:space="preserve"> именах большинства типоразмеров указываем, какие параметры выводит марка, их положение и длина полки. </w:t>
+        <w:t xml:space="preserve">При оформлении марки в именах большинства типоразмеров указываем, какие параметры выводит марка, их положение и длина полки. </w:t>
       </w:r>
     </w:p>
     <w:p>
@@ -3191,30 +2806,7 @@
         </w:numPr>
       </w:pPr>
       <w:r>
-        <w:t>В семействе «</w:t>
-      </w:r>
-      <w:proofErr w:type="spellStart"/>
-      <w:r>
-        <w:t>ADSK_M_Воздуховоды</w:t>
-      </w:r>
-      <w:proofErr w:type="spellEnd"/>
-      <w:r>
-        <w:t xml:space="preserve">» </w:t>
-      </w:r>
-      <w:r>
-        <w:t>и типе «</w:t>
-      </w:r>
-      <w:r>
-        <w:t>Размер_12</w:t>
-      </w:r>
-      <w:r>
-        <w:t>»</w:t>
-      </w:r>
-      <w:r>
-        <w:t xml:space="preserve">. </w:t>
-      </w:r>
-      <w:r>
-        <w:t>Используется на плане и выводит размер (рис. 18).</w:t>
+        <w:t>В семействе «ADSK_M_Воздуховоды» и типе «Размер_12». Используется на плане и выводит размер (рис. 18).</w:t>
       </w:r>
     </w:p>
     <w:p>
@@ -3224,6 +2816,9 @@
         <w:jc w:val="center"/>
       </w:pPr>
       <w:r>
+        <w:rPr>
+          <w:noProof/>
+        </w:rPr>
         <w:lastRenderedPageBreak/>
         <w:drawing>
           <wp:inline distT="0" distB="0" distL="0" distR="0" wp14:anchorId="045DB3C5" wp14:editId="19C64FF8">
@@ -3288,30 +2883,7 @@
         </w:numPr>
       </w:pPr>
       <w:r>
-        <w:t>В семействе «</w:t>
-      </w:r>
-      <w:proofErr w:type="spellStart"/>
-      <w:r>
-        <w:t>ADSK_M_Воздуховоды</w:t>
-      </w:r>
-      <w:proofErr w:type="spellEnd"/>
-      <w:r>
-        <w:t xml:space="preserve">» </w:t>
-      </w:r>
-      <w:r>
-        <w:t>и типе «</w:t>
-      </w:r>
-      <w:r>
-        <w:t>Имя системы / Размер_12</w:t>
-      </w:r>
-      <w:r>
-        <w:t>» (рис. 19). Используется на плане и показывает имя системы – в верхней части и размер – в нижней части</w:t>
-      </w:r>
-      <w:r>
-        <w:t>, а также длину полки 12 мм</w:t>
-      </w:r>
-      <w:r>
-        <w:t>.</w:t>
+        <w:t>В семействе «ADSK_M_Воздуховоды» и типе «Имя системы / Размер_12» (рис. 19). Используется на плане и показывает имя системы – в верхней части и размер – в нижней части, а также длину полки 12 мм.</w:t>
       </w:r>
     </w:p>
     <w:p>
@@ -3321,6 +2893,9 @@
         <w:jc w:val="center"/>
       </w:pPr>
       <w:r>
+        <w:rPr>
+          <w:noProof/>
+        </w:rPr>
         <w:drawing>
           <wp:inline distT="0" distB="0" distL="0" distR="0" wp14:anchorId="4175A7E2" wp14:editId="6CF9E6CF">
             <wp:extent cx="2393771" cy="2115728"/>
@@ -3377,65 +2952,15 @@
         </w:numPr>
       </w:pPr>
       <w:r>
-        <w:t>В семействе «</w:t>
-      </w:r>
-      <w:proofErr w:type="spellStart"/>
-      <w:r>
-        <w:t>ADSK_M_Воздуховоды</w:t>
-      </w:r>
-      <w:proofErr w:type="spellEnd"/>
-      <w:r>
-        <w:t xml:space="preserve">» </w:t>
-      </w:r>
-      <w:r>
-        <w:t>и типе «</w:t>
-      </w:r>
-      <w:r>
-        <w:t xml:space="preserve">Имя системы / </w:t>
-      </w:r>
-      <w:r>
-        <w:t>Расход_15</w:t>
-      </w:r>
-      <w:r>
-        <w:t>»</w:t>
-      </w:r>
-      <w:r>
-        <w:t>.</w:t>
-      </w:r>
-    </w:p>
-    <w:p>
-      <w:pPr>
-        <w:pStyle w:val="a7"/>
-      </w:pPr>
-      <w:r>
-        <w:t>На</w:t>
-      </w:r>
-      <w:r>
-        <w:t xml:space="preserve"> аксонометрии</w:t>
-      </w:r>
-      <w:r>
-        <w:t xml:space="preserve"> имя типоразмера «</w:t>
-      </w:r>
-      <w:r>
-        <w:t>Размер / Расход_15</w:t>
-      </w:r>
-      <w:r>
-        <w:t>» означает, что марка выводит над полкой значение размера, под полкой в первой строке — расход</w:t>
-      </w:r>
-      <w:r>
-        <w:t xml:space="preserve"> </w:t>
-      </w:r>
-      <w:r>
-        <w:t>и длина полки составляет 15 мм</w:t>
-      </w:r>
-      <w:r>
-        <w:t xml:space="preserve"> (рис. </w:t>
-      </w:r>
-      <w:r>
-        <w:t>20</w:t>
-      </w:r>
-      <w:r>
-        <w:t>.</w:t>
+        <w:t>В семействе «ADSK_M_Воздуховоды» и типе «Имя системы / Расход_15».</w:t>
+      </w:r>
+    </w:p>
+    <w:p>
+      <w:pPr>
+        <w:pStyle w:val="a7"/>
+      </w:pPr>
+      <w:r>
+        <w:t>На аксонометрии имя типоразмера «Размер / Расход_15» означает, что марка выводит над полкой значение размера, под полкой в первой строке — расход и длина полки составляет 15 мм (рис. 20.</w:t>
       </w:r>
     </w:p>
     <w:p/>
@@ -3444,6 +2969,9 @@
         <w:jc w:val="center"/>
       </w:pPr>
       <w:r>
+        <w:rPr>
+          <w:noProof/>
+        </w:rPr>
         <w:drawing>
           <wp:inline distT="0" distB="0" distL="0" distR="0" wp14:anchorId="52922DBD" wp14:editId="451878C3">
             <wp:extent cx="2588821" cy="1026199"/>
@@ -3486,17 +3014,17 @@
         <w:jc w:val="center"/>
       </w:pPr>
       <w:r>
-        <w:t xml:space="preserve">Рис. </w:t>
-      </w:r>
-      <w:r>
-        <w:t>20.</w:t>
-      </w:r>
-    </w:p>
-    <w:p>
-      <w:pPr>
-        <w:jc w:val="center"/>
-      </w:pPr>
-      <w:r>
+        <w:t>Рис. 20.</w:t>
+      </w:r>
+    </w:p>
+    <w:p>
+      <w:pPr>
+        <w:jc w:val="center"/>
+      </w:pPr>
+      <w:r>
+        <w:rPr>
+          <w:noProof/>
+        </w:rPr>
         <w:lastRenderedPageBreak/>
         <w:drawing>
           <wp:inline distT="0" distB="0" distL="0" distR="0" wp14:anchorId="11E1428F" wp14:editId="6CB45E57">
@@ -3540,25 +3068,7 @@
         <w:jc w:val="center"/>
       </w:pPr>
       <w:r>
-        <w:t>Р</w:t>
-      </w:r>
-      <w:r>
-        <w:t>ис. 2</w:t>
-      </w:r>
-      <w:r>
-        <w:t>1</w:t>
-      </w:r>
-      <w:r>
-        <w:t xml:space="preserve">. </w:t>
-      </w:r>
-      <w:r>
-        <w:t>Перечень марок воздуховодов</w:t>
-      </w:r>
-      <w:r>
-        <w:t xml:space="preserve"> в проекте</w:t>
-      </w:r>
-      <w:r>
-        <w:t>.</w:t>
+        <w:t>Рис. 21. Перечень марок воздуховодов в проекте.</w:t>
       </w:r>
     </w:p>
     <w:p>
@@ -3587,81 +3097,22 @@
         </w:numPr>
       </w:pPr>
       <w:r>
-        <w:t xml:space="preserve">В семействе </w:t>
-      </w:r>
-      <w:r>
-        <w:t>«</w:t>
-      </w:r>
-      <w:proofErr w:type="spellStart"/>
-      <w:r>
-        <w:t>ADSK_M</w:t>
-      </w:r>
-      <w:r>
-        <w:t>арка_Труб_ОсновныеОбозначения</w:t>
-      </w:r>
-      <w:proofErr w:type="spellEnd"/>
-      <w:r>
-        <w:t>»</w:t>
-      </w:r>
-      <w:r>
-        <w:t xml:space="preserve"> и типе «</w:t>
-      </w:r>
-      <w:r>
-        <w:t xml:space="preserve">Имя </w:t>
-      </w:r>
-      <w:proofErr w:type="spellStart"/>
-      <w:r>
-        <w:t>системы_Номер</w:t>
-      </w:r>
-      <w:proofErr w:type="spellEnd"/>
-      <w:r>
-        <w:t xml:space="preserve"> </w:t>
-      </w:r>
-      <w:proofErr w:type="spellStart"/>
-      <w:r>
-        <w:t>стояка_Внешний</w:t>
-      </w:r>
-      <w:proofErr w:type="spellEnd"/>
-      <w:r>
-        <w:t xml:space="preserve"> </w:t>
-      </w:r>
-      <w:proofErr w:type="spellStart"/>
-      <w:r>
-        <w:t>диаметр_Толщина</w:t>
-      </w:r>
-      <w:proofErr w:type="spellEnd"/>
-      <w:r>
-        <w:t xml:space="preserve"> стенки</w:t>
-      </w:r>
-      <w:r>
-        <w:t xml:space="preserve">» </w:t>
-      </w:r>
-      <w:r>
-        <w:t xml:space="preserve">(рис. </w:t>
-      </w:r>
-      <w:r>
-        <w:t>2</w:t>
-      </w:r>
-      <w:r>
-        <w:t>2</w:t>
-      </w:r>
-      <w:r>
-        <w:t>)</w:t>
-      </w:r>
-      <w:r>
-        <w:t>. Сверху обозначается Имя системы и номер стояка через девиз, в нижней части – Внешний диаметр и толщина стенки. Используется как на плане, так и на аксонометрии.</w:t>
-      </w:r>
-    </w:p>
-    <w:p>
-      <w:pPr>
-        <w:pStyle w:val="a7"/>
-      </w:pPr>
-    </w:p>
-    <w:p>
-      <w:pPr>
-        <w:pStyle w:val="a7"/>
-      </w:pPr>
-      <w:r>
+        <w:t>В семействе «ADSK_Mарка_Труб_ОсновныеОбозначения» и типе «Имя системы_Номер стояка_Внешний диаметр_Толщина стенки» (рис. 22). Сверху обозначается Имя системы и номер стояка через девиз, в нижней части – Внешний диаметр и толщина стенки. Используется как на плане, так и на аксонометрии.</w:t>
+      </w:r>
+    </w:p>
+    <w:p>
+      <w:pPr>
+        <w:pStyle w:val="a7"/>
+      </w:pPr>
+    </w:p>
+    <w:p>
+      <w:pPr>
+        <w:pStyle w:val="a7"/>
+      </w:pPr>
+      <w:r>
+        <w:rPr>
+          <w:noProof/>
+        </w:rPr>
         <w:drawing>
           <wp:inline distT="0" distB="0" distL="0" distR="0" wp14:anchorId="3530C8E1" wp14:editId="7349A997">
             <wp:extent cx="3497283" cy="1833832"/>
@@ -3723,58 +3174,7 @@
         </w:numPr>
       </w:pPr>
       <w:r>
-        <w:t xml:space="preserve">В семействе </w:t>
-      </w:r>
-      <w:r>
-        <w:t>«</w:t>
-      </w:r>
-      <w:proofErr w:type="spellStart"/>
-      <w:r>
-        <w:t>ADSK_M</w:t>
-      </w:r>
-      <w:r>
-        <w:t>арка_Труб_ОсновныеОбозначения</w:t>
-      </w:r>
-      <w:proofErr w:type="spellEnd"/>
-      <w:r>
-        <w:t>»</w:t>
-      </w:r>
-      <w:r>
-        <w:t xml:space="preserve"> и типе «</w:t>
-      </w:r>
-      <w:r>
-        <w:t xml:space="preserve">Имя </w:t>
-      </w:r>
-      <w:proofErr w:type="spellStart"/>
-      <w:r>
-        <w:t>системы_Номер</w:t>
-      </w:r>
-      <w:proofErr w:type="spellEnd"/>
-      <w:r>
-        <w:t xml:space="preserve"> </w:t>
-      </w:r>
-      <w:proofErr w:type="spellStart"/>
-      <w:r>
-        <w:t>стояка_Диаметр</w:t>
-      </w:r>
-      <w:proofErr w:type="spellEnd"/>
-      <w:r>
-        <w:t>»</w:t>
-      </w:r>
-      <w:r>
-        <w:t xml:space="preserve">. </w:t>
-      </w:r>
-      <w:r>
-        <w:t>Сверху обозначается Имя системы и номер стояка через девиз, в нижней части –диаметр</w:t>
-      </w:r>
-      <w:r>
-        <w:t xml:space="preserve"> (рис. 23).</w:t>
-      </w:r>
-      <w:r>
-        <w:t xml:space="preserve"> </w:t>
-      </w:r>
-      <w:r>
-        <w:t>Используется как на плане, так и на аксонометрии.</w:t>
+        <w:t>В семействе «ADSK_Mарка_Труб_ОсновныеОбозначения» и типе «Имя системы_Номер стояка_Диаметр». Сверху обозначается Имя системы и номер стояка через девиз, в нижней части –диаметр (рис. 23). Используется как на плане, так и на аксонометрии.</w:t>
       </w:r>
     </w:p>
     <w:p>
@@ -3788,6 +3188,9 @@
         <w:jc w:val="center"/>
       </w:pPr>
       <w:r>
+        <w:rPr>
+          <w:noProof/>
+        </w:rPr>
         <w:lastRenderedPageBreak/>
         <w:drawing>
           <wp:inline distT="0" distB="0" distL="0" distR="0" wp14:anchorId="771CD983" wp14:editId="4FB18D69">
@@ -3850,52 +3253,23 @@
         </w:numPr>
       </w:pPr>
       <w:r>
-        <w:t xml:space="preserve">В семействе </w:t>
-      </w:r>
-      <w:r>
-        <w:t>«</w:t>
-      </w:r>
-      <w:proofErr w:type="spellStart"/>
-      <w:r>
-        <w:t>ADSK_M</w:t>
-      </w:r>
-      <w:r>
-        <w:t>арка_Труб_ОсновныеОбозначения</w:t>
-      </w:r>
-      <w:proofErr w:type="spellEnd"/>
-      <w:r>
-        <w:t>»</w:t>
-      </w:r>
-      <w:r>
-        <w:t xml:space="preserve"> и типе «</w:t>
-      </w:r>
-      <w:r>
-        <w:t>Диаметр</w:t>
-      </w:r>
-      <w:r>
-        <w:t>». Сверху диаметр (рис. 2</w:t>
-      </w:r>
-      <w:r>
-        <w:t>4</w:t>
-      </w:r>
-      <w:r>
-        <w:t>)</w:t>
-      </w:r>
-      <w:r>
-        <w:t>. Используется в аксонометрии.</w:t>
-      </w:r>
-    </w:p>
-    <w:p>
-      <w:pPr>
-        <w:pStyle w:val="a7"/>
-      </w:pPr>
-    </w:p>
-    <w:p>
-      <w:pPr>
-        <w:pStyle w:val="a7"/>
-        <w:jc w:val="center"/>
-      </w:pPr>
-      <w:r>
+        <w:t>В семействе «ADSK_Mарка_Труб_ОсновныеОбозначения» и типе «Диаметр». Сверху диаметр (рис. 24). Используется в аксонометрии.</w:t>
+      </w:r>
+    </w:p>
+    <w:p>
+      <w:pPr>
+        <w:pStyle w:val="a7"/>
+      </w:pPr>
+    </w:p>
+    <w:p>
+      <w:pPr>
+        <w:pStyle w:val="a7"/>
+        <w:jc w:val="center"/>
+      </w:pPr>
+      <w:r>
+        <w:rPr>
+          <w:noProof/>
+        </w:rPr>
         <w:drawing>
           <wp:inline distT="0" distB="0" distL="0" distR="0" wp14:anchorId="5BEA007B" wp14:editId="3B214EF8">
             <wp:extent cx="2038635" cy="1028844"/>
@@ -3951,56 +3325,7 @@
         </w:numPr>
       </w:pPr>
       <w:r>
-        <w:t xml:space="preserve">В семействе </w:t>
-      </w:r>
-      <w:r>
-        <w:t>«</w:t>
-      </w:r>
-      <w:proofErr w:type="spellStart"/>
-      <w:r>
-        <w:t>ADSK_M</w:t>
-      </w:r>
-      <w:r>
-        <w:t>арка_Труб_ОсновныеОбозначения</w:t>
-      </w:r>
-      <w:proofErr w:type="spellEnd"/>
-      <w:r>
-        <w:t>»</w:t>
-      </w:r>
-      <w:r>
-        <w:t xml:space="preserve"> и типе «</w:t>
-      </w:r>
-      <w:r>
-        <w:t xml:space="preserve">Внешний </w:t>
-      </w:r>
-      <w:proofErr w:type="spellStart"/>
-      <w:r>
-        <w:t>диаметр_Толщина</w:t>
-      </w:r>
-      <w:proofErr w:type="spellEnd"/>
-      <w:r>
-        <w:t xml:space="preserve"> стенки</w:t>
-      </w:r>
-      <w:r>
-        <w:t xml:space="preserve">». Сверху </w:t>
-      </w:r>
-      <w:r>
-        <w:t xml:space="preserve">указывается </w:t>
-      </w:r>
-      <w:r>
-        <w:t>диаметр</w:t>
-      </w:r>
-      <w:r>
-        <w:t xml:space="preserve"> внешний и толщина стенки</w:t>
-      </w:r>
-      <w:r>
-        <w:t xml:space="preserve"> (рис. 2</w:t>
-      </w:r>
-      <w:r>
-        <w:t>5</w:t>
-      </w:r>
-      <w:r>
-        <w:t>). Используется в аксонометрии.</w:t>
+        <w:t>В семействе «ADSK_Mарка_Труб_ОсновныеОбозначения» и типе «Внешний диаметр_Толщина стенки». Сверху указывается диаметр внешний и толщина стенки (рис. 25). Используется в аксонометрии.</w:t>
       </w:r>
     </w:p>
     <w:p>
@@ -4014,6 +3339,9 @@
         <w:jc w:val="center"/>
       </w:pPr>
       <w:r>
+        <w:rPr>
+          <w:noProof/>
+        </w:rPr>
         <w:drawing>
           <wp:inline distT="0" distB="0" distL="0" distR="0" wp14:anchorId="4267AFBD" wp14:editId="4482763E">
             <wp:extent cx="2470068" cy="741021"/>
@@ -4057,18 +3385,18 @@
         <w:jc w:val="center"/>
       </w:pPr>
       <w:r>
-        <w:t>Рис. 2</w:t>
-      </w:r>
-      <w:r>
-        <w:t>5</w:t>
-      </w:r>
-    </w:p>
-    <w:p>
-      <w:pPr>
-        <w:pStyle w:val="a7"/>
-        <w:jc w:val="center"/>
-      </w:pPr>
-      <w:r>
+        <w:t>Рис. 25</w:t>
+      </w:r>
+    </w:p>
+    <w:p>
+      <w:pPr>
+        <w:pStyle w:val="a7"/>
+        <w:jc w:val="center"/>
+      </w:pPr>
+      <w:r>
+        <w:rPr>
+          <w:noProof/>
+        </w:rPr>
         <w:lastRenderedPageBreak/>
         <w:drawing>
           <wp:inline distT="0" distB="0" distL="0" distR="0" wp14:anchorId="3A55C37C" wp14:editId="073942D1">
@@ -4113,13 +3441,7 @@
         <w:jc w:val="center"/>
       </w:pPr>
       <w:r>
-        <w:t>Рис. 2</w:t>
-      </w:r>
-      <w:r>
-        <w:t>6</w:t>
-      </w:r>
-      <w:r>
-        <w:t>. Марка арматуры трубопроводов</w:t>
+        <w:t>Рис. 26. Марка арматуры трубопроводов</w:t>
       </w:r>
     </w:p>
     <w:p>
@@ -4137,13 +3459,7 @@
         </w:numPr>
       </w:pPr>
       <w:r>
-        <w:t xml:space="preserve">Варианты обозначения марки </w:t>
-      </w:r>
-      <w:r>
-        <w:t>воздухораспределителей</w:t>
-      </w:r>
-      <w:r>
-        <w:t>:</w:t>
+        <w:t>Варианты обозначения марки воздухораспределителей:</w:t>
       </w:r>
     </w:p>
     <w:p>
@@ -4155,41 +3471,18 @@
         </w:numPr>
       </w:pPr>
       <w:r>
-        <w:t xml:space="preserve">В семействе </w:t>
-      </w:r>
-      <w:r>
-        <w:t>«</w:t>
-      </w:r>
-      <w:proofErr w:type="spellStart"/>
-      <w:r>
-        <w:t>НТ_Марка_Воздухораспределителей</w:t>
-      </w:r>
-      <w:proofErr w:type="spellEnd"/>
-      <w:r>
-        <w:t>»</w:t>
-      </w:r>
-      <w:r>
-        <w:t xml:space="preserve"> и типе «</w:t>
-      </w:r>
-      <w:r>
-        <w:t>Типоразмер_HT_МаркахРазмер_12 мм</w:t>
-      </w:r>
-      <w:r>
-        <w:t>» сверху указывается его марка, а снизу размер сечения и также длина полки выноски. Марка ставится на планах (рис. 2</w:t>
-      </w:r>
-      <w:r>
-        <w:t>7</w:t>
-      </w:r>
-      <w:r>
-        <w:t xml:space="preserve">). </w:t>
-      </w:r>
-    </w:p>
-    <w:p>
-      <w:pPr>
-        <w:pStyle w:val="a7"/>
-        <w:jc w:val="center"/>
-      </w:pPr>
-      <w:r>
+        <w:t xml:space="preserve">В семействе «НТ_Марка_Воздухораспределителей» и типе «Типоразмер_HT_МаркахРазмер_12 мм» сверху указывается его марка, а снизу размер сечения и также длина полки выноски. Марка ставится на планах (рис. 27). </w:t>
+      </w:r>
+    </w:p>
+    <w:p>
+      <w:pPr>
+        <w:pStyle w:val="a7"/>
+        <w:jc w:val="center"/>
+      </w:pPr>
+      <w:r>
+        <w:rPr>
+          <w:noProof/>
+        </w:rPr>
         <w:drawing>
           <wp:inline distT="0" distB="0" distL="0" distR="0" wp14:anchorId="6D3880B3" wp14:editId="14CA6778">
             <wp:extent cx="1880784" cy="1110342"/>
@@ -4233,10 +3526,7 @@
         <w:jc w:val="center"/>
       </w:pPr>
       <w:r>
-        <w:t>Рис. 2</w:t>
-      </w:r>
-      <w:r>
-        <w:t>7</w:t>
+        <w:t>Рис. 27</w:t>
       </w:r>
     </w:p>
     <w:p>
@@ -4248,56 +3538,7 @@
         </w:numPr>
       </w:pPr>
       <w:r>
-        <w:t xml:space="preserve">В семействе </w:t>
-      </w:r>
-      <w:r>
-        <w:t>«</w:t>
-      </w:r>
-      <w:proofErr w:type="spellStart"/>
-      <w:r>
-        <w:t>НТ_Марка_Воздухораспределителей</w:t>
-      </w:r>
-      <w:proofErr w:type="spellEnd"/>
-      <w:r>
-        <w:t>»</w:t>
-      </w:r>
-      <w:r>
-        <w:t xml:space="preserve"> и типе «</w:t>
-      </w:r>
-      <w:proofErr w:type="spellStart"/>
-      <w:r>
-        <w:t>Типоразмер_HT_МаркахРазмерхРасход</w:t>
-      </w:r>
-      <w:proofErr w:type="spellEnd"/>
-      <w:r>
-        <w:t xml:space="preserve"> 20мм</w:t>
-      </w:r>
-      <w:r>
-        <w:t>» сверху указывается его марка</w:t>
-      </w:r>
-      <w:r>
-        <w:t xml:space="preserve"> и размер сечения</w:t>
-      </w:r>
-      <w:r>
-        <w:t>, а снизу ра</w:t>
-      </w:r>
-      <w:r>
-        <w:t>сход</w:t>
-      </w:r>
-      <w:r>
-        <w:t xml:space="preserve"> и также длина полки выноски. Марка ставится на </w:t>
-      </w:r>
-      <w:r>
-        <w:t>аксонометрии</w:t>
-      </w:r>
-      <w:r>
-        <w:t xml:space="preserve"> (рис. 2</w:t>
-      </w:r>
-      <w:r>
-        <w:t>8</w:t>
-      </w:r>
-      <w:r>
-        <w:t xml:space="preserve">). </w:t>
+        <w:t xml:space="preserve">В семействе «НТ_Марка_Воздухораспределителей» и типе «Типоразмер_HT_МаркахРазмерхРасход 20мм» сверху указывается его марка и размер сечения, а снизу расход и также длина полки выноски. Марка ставится на аксонометрии (рис. 28). </w:t>
       </w:r>
     </w:p>
     <w:p>
@@ -4306,6 +3547,9 @@
         <w:jc w:val="center"/>
       </w:pPr>
       <w:r>
+        <w:rPr>
+          <w:noProof/>
+        </w:rPr>
         <w:drawing>
           <wp:inline distT="0" distB="0" distL="0" distR="0" wp14:anchorId="2807A1B4" wp14:editId="57422CA4">
             <wp:extent cx="1962575" cy="1080910"/>
@@ -4349,10 +3593,7 @@
         <w:jc w:val="center"/>
       </w:pPr>
       <w:r>
-        <w:t>Рис. 2</w:t>
-      </w:r>
-      <w:r>
-        <w:t>8</w:t>
+        <w:t>Рис. 28</w:t>
       </w:r>
     </w:p>
     <w:p>
@@ -4369,6 +3610,9 @@
         <w:jc w:val="center"/>
       </w:pPr>
       <w:r>
+        <w:rPr>
+          <w:noProof/>
+        </w:rPr>
         <w:lastRenderedPageBreak/>
         <w:drawing>
           <wp:inline distT="0" distB="0" distL="0" distR="0" wp14:anchorId="78659AF2" wp14:editId="21524F0F">
@@ -4413,16 +3657,7 @@
         <w:jc w:val="center"/>
       </w:pPr>
       <w:r>
-        <w:t>Рис. 2</w:t>
-      </w:r>
-      <w:r>
-        <w:t>9.</w:t>
-      </w:r>
-      <w:r>
-        <w:t xml:space="preserve"> Марка</w:t>
-      </w:r>
-      <w:r>
-        <w:t xml:space="preserve"> воздухораспределителей</w:t>
+        <w:t>Рис. 29. Марка воздухораспределителей</w:t>
       </w:r>
     </w:p>
     <w:p/>
@@ -4443,66 +3678,23 @@
         <w:pStyle w:val="a7"/>
       </w:pPr>
       <w:r>
-        <w:t xml:space="preserve">В семействе </w:t>
-      </w:r>
-      <w:r>
-        <w:t>«</w:t>
-      </w:r>
-      <w:proofErr w:type="spellStart"/>
-      <w:r>
-        <w:t>ADSK</w:t>
-      </w:r>
-      <w:r>
-        <w:t>_М_</w:t>
-      </w:r>
-      <w:r>
-        <w:t>Изоляции</w:t>
-      </w:r>
-      <w:proofErr w:type="spellEnd"/>
-      <w:r>
-        <w:t xml:space="preserve"> воздуховодов</w:t>
-      </w:r>
-      <w:r>
-        <w:t>»</w:t>
-      </w:r>
-      <w:r>
-        <w:t xml:space="preserve"> и типе «</w:t>
-      </w:r>
-      <w:proofErr w:type="spellStart"/>
-      <w:r>
-        <w:t>HT_Марка</w:t>
-      </w:r>
-      <w:proofErr w:type="spellEnd"/>
-      <w:r>
-        <w:t xml:space="preserve"> 25</w:t>
-      </w:r>
-      <w:r>
-        <w:t>» указывается его марка и также длина полки выноски. Марка ставится на планах</w:t>
-      </w:r>
-      <w:r>
-        <w:t xml:space="preserve"> и аксонометрии</w:t>
-      </w:r>
-      <w:r>
-        <w:t xml:space="preserve"> (рис. </w:t>
-      </w:r>
-      <w:r>
-        <w:t>30</w:t>
-      </w:r>
-      <w:r>
-        <w:t xml:space="preserve">). </w:t>
-      </w:r>
-    </w:p>
-    <w:p>
-      <w:pPr>
-        <w:pStyle w:val="a7"/>
-      </w:pPr>
-    </w:p>
-    <w:p>
-      <w:pPr>
-        <w:pStyle w:val="a7"/>
-        <w:jc w:val="center"/>
-      </w:pPr>
-      <w:r>
+        <w:t xml:space="preserve">В семействе «ADSK_М_Изоляции воздуховодов» и типе «HT_Марка 25» указывается его марка и также длина полки выноски. Марка ставится на планах и аксонометрии (рис. 30). </w:t>
+      </w:r>
+    </w:p>
+    <w:p>
+      <w:pPr>
+        <w:pStyle w:val="a7"/>
+      </w:pPr>
+    </w:p>
+    <w:p>
+      <w:pPr>
+        <w:pStyle w:val="a7"/>
+        <w:jc w:val="center"/>
+      </w:pPr>
+      <w:r>
+        <w:rPr>
+          <w:noProof/>
+        </w:rPr>
         <w:drawing>
           <wp:inline distT="0" distB="0" distL="0" distR="0" wp14:anchorId="16DE2B7B" wp14:editId="085D3420">
             <wp:extent cx="2416629" cy="579786"/>
@@ -4565,6 +3757,9 @@
         <w:jc w:val="center"/>
       </w:pPr>
       <w:r>
+        <w:rPr>
+          <w:noProof/>
+        </w:rPr>
         <w:drawing>
           <wp:inline distT="0" distB="0" distL="0" distR="0" wp14:anchorId="746DD8E5" wp14:editId="16AE0D97">
             <wp:extent cx="2355438" cy="742208"/>
@@ -4611,13 +3806,7 @@
         </w:rPr>
       </w:pPr>
       <w:r>
-        <w:t xml:space="preserve">Рис. </w:t>
-      </w:r>
-      <w:r>
-        <w:t>31</w:t>
-      </w:r>
-      <w:r>
-        <w:t>. Марка изоляции воздуховодов</w:t>
+        <w:t>Рис. 31. Марка изоляции воздуховодов</w:t>
       </w:r>
     </w:p>
     <w:p>
@@ -4641,50 +3830,7 @@
         </w:numPr>
       </w:pPr>
       <w:r>
-        <w:t xml:space="preserve">В семействе </w:t>
-      </w:r>
-      <w:r>
-        <w:t>«</w:t>
-      </w:r>
-      <w:proofErr w:type="spellStart"/>
-      <w:r>
-        <w:t>НТ_</w:t>
-      </w:r>
-      <w:r>
-        <w:t>Арматура</w:t>
-      </w:r>
-      <w:proofErr w:type="spellEnd"/>
-      <w:r>
-        <w:t xml:space="preserve"> воздуховодов</w:t>
-      </w:r>
-      <w:r>
-        <w:t>»</w:t>
-      </w:r>
-      <w:r>
-        <w:t xml:space="preserve"> и типе «</w:t>
-      </w:r>
-      <w:proofErr w:type="spellStart"/>
-      <w:r>
-        <w:t>HT_Марка</w:t>
-      </w:r>
-      <w:proofErr w:type="spellEnd"/>
-      <w:r>
-        <w:t xml:space="preserve"> 60 мм</w:t>
-      </w:r>
-      <w:r>
-        <w:t xml:space="preserve">» сверху указывается его марка и длина полки выноски. Марка ставится на </w:t>
-      </w:r>
-      <w:r>
-        <w:t xml:space="preserve">плане и </w:t>
-      </w:r>
-      <w:r>
-        <w:t xml:space="preserve">аксонометрии (рис. </w:t>
-      </w:r>
-      <w:r>
-        <w:t>32</w:t>
-      </w:r>
-      <w:r>
-        <w:t xml:space="preserve">). </w:t>
+        <w:t xml:space="preserve">В семействе «НТ_Арматура воздуховодов» и типе «HT_Марка 60 мм» сверху указывается его марка и длина полки выноски. Марка ставится на плане и аксонометрии (рис. 32). </w:t>
       </w:r>
     </w:p>
     <w:p>
@@ -4693,6 +3839,9 @@
         <w:jc w:val="center"/>
       </w:pPr>
       <w:r>
+        <w:rPr>
+          <w:noProof/>
+        </w:rPr>
         <w:drawing>
           <wp:inline distT="0" distB="0" distL="0" distR="0" wp14:anchorId="47B6ADE2" wp14:editId="0E525D6A">
             <wp:extent cx="2900813" cy="588571"/>
@@ -4748,49 +3897,18 @@
         </w:numPr>
       </w:pPr>
       <w:r>
-        <w:t xml:space="preserve">В семействе </w:t>
-      </w:r>
-      <w:r>
-        <w:t>«</w:t>
-      </w:r>
-      <w:proofErr w:type="spellStart"/>
-      <w:r>
-        <w:t>НТ_Арматура</w:t>
-      </w:r>
-      <w:proofErr w:type="spellEnd"/>
-      <w:r>
-        <w:t xml:space="preserve"> воздуховодов</w:t>
-      </w:r>
-      <w:r>
-        <w:t>»</w:t>
-      </w:r>
-      <w:r>
-        <w:t xml:space="preserve"> и типе «</w:t>
-      </w:r>
-      <w:proofErr w:type="spellStart"/>
-      <w:r>
-        <w:t>HT_Марка</w:t>
-      </w:r>
-      <w:proofErr w:type="spellEnd"/>
-      <w:r>
-        <w:t xml:space="preserve"> х Размер</w:t>
-      </w:r>
-      <w:r>
-        <w:t xml:space="preserve">» сверху указывается его </w:t>
-      </w:r>
-      <w:r>
-        <w:t>марка, а снизу размер</w:t>
-      </w:r>
-      <w:r>
-        <w:t>. Марка ставится на аксонометрии (рис. 32).</w:t>
-      </w:r>
-    </w:p>
-    <w:p>
-      <w:pPr>
-        <w:pStyle w:val="a7"/>
-        <w:jc w:val="center"/>
-      </w:pPr>
-      <w:r>
+        <w:t>В семействе «НТ_Арматура воздуховодов» и типе «HT_Марка х Размер» сверху указывается его марка, а снизу размер. Марка ставится на аксонометрии (рис. 32).</w:t>
+      </w:r>
+    </w:p>
+    <w:p>
+      <w:pPr>
+        <w:pStyle w:val="a7"/>
+        <w:jc w:val="center"/>
+      </w:pPr>
+      <w:r>
+        <w:rPr>
+          <w:noProof/>
+        </w:rPr>
         <w:lastRenderedPageBreak/>
         <w:drawing>
           <wp:inline distT="0" distB="0" distL="0" distR="0" wp14:anchorId="52DBAE27" wp14:editId="75A2CBFC">
@@ -4850,6 +3968,9 @@
         <w:jc w:val="center"/>
       </w:pPr>
       <w:r>
+        <w:rPr>
+          <w:noProof/>
+        </w:rPr>
         <w:drawing>
           <wp:inline distT="0" distB="0" distL="0" distR="0" wp14:anchorId="278A74AC" wp14:editId="58C72C5F">
             <wp:extent cx="1781298" cy="3538110"/>
@@ -4913,61 +4034,18 @@
         <w:pStyle w:val="a7"/>
       </w:pPr>
       <w:r>
-        <w:t xml:space="preserve">В семействе </w:t>
-      </w:r>
-      <w:r>
-        <w:t>«</w:t>
-      </w:r>
-      <w:proofErr w:type="spellStart"/>
-      <w:r>
-        <w:t>НТ_</w:t>
-      </w:r>
-      <w:r>
-        <w:t>Оборудование</w:t>
-      </w:r>
-      <w:proofErr w:type="spellEnd"/>
-      <w:r>
-        <w:t>»</w:t>
-      </w:r>
-      <w:r>
-        <w:t xml:space="preserve"> и типе «</w:t>
-      </w:r>
-      <w:proofErr w:type="spellStart"/>
-      <w:r>
-        <w:t>HT_Оборудование</w:t>
-      </w:r>
-      <w:proofErr w:type="spellEnd"/>
-      <w:r>
-        <w:t xml:space="preserve"> - Имя системы 10</w:t>
-      </w:r>
-      <w:r>
-        <w:t xml:space="preserve">» сверху указывается </w:t>
-      </w:r>
-      <w:r>
-        <w:t>его имя системы и размер полки выноски</w:t>
-      </w:r>
-      <w:r>
-        <w:t xml:space="preserve">. Марка ставится на аксонометрии </w:t>
-      </w:r>
-      <w:r>
-        <w:t xml:space="preserve">и планах </w:t>
-      </w:r>
-      <w:r>
-        <w:t>(рис. 3</w:t>
-      </w:r>
-      <w:r>
-        <w:t>4</w:t>
-      </w:r>
-      <w:r>
-        <w:t>).</w:t>
-      </w:r>
-    </w:p>
-    <w:p>
-      <w:pPr>
-        <w:pStyle w:val="a7"/>
-        <w:jc w:val="center"/>
-      </w:pPr>
-      <w:r>
+        <w:t>В семействе «НТ_Оборудование» и типе «HT_Оборудование - Имя системы 10» сверху указывается его имя системы и размер полки выноски. Марка ставится на аксонометрии и планах (рис. 34).</w:t>
+      </w:r>
+    </w:p>
+    <w:p>
+      <w:pPr>
+        <w:pStyle w:val="a7"/>
+        <w:jc w:val="center"/>
+      </w:pPr>
+      <w:r>
+        <w:rPr>
+          <w:noProof/>
+        </w:rPr>
         <w:drawing>
           <wp:inline distT="0" distB="0" distL="0" distR="0" wp14:anchorId="6C1EA8B4" wp14:editId="5609E3E9">
             <wp:extent cx="2220686" cy="1004982"/>
@@ -5020,6 +4098,9 @@
         <w:jc w:val="center"/>
       </w:pPr>
       <w:r>
+        <w:rPr>
+          <w:noProof/>
+        </w:rPr>
         <w:lastRenderedPageBreak/>
         <w:drawing>
           <wp:inline distT="0" distB="0" distL="0" distR="0" wp14:anchorId="4D5C23C8" wp14:editId="1CB6AE40">
@@ -5104,6 +4185,9 @@
         <w:jc w:val="center"/>
       </w:pPr>
       <w:r>
+        <w:rPr>
+          <w:noProof/>
+        </w:rPr>
         <w:drawing>
           <wp:inline distT="0" distB="0" distL="0" distR="0" wp14:anchorId="67667339" wp14:editId="1226DEA0">
             <wp:extent cx="2255144" cy="3328398"/>
@@ -5147,10 +4231,7 @@
         <w:jc w:val="center"/>
       </w:pPr>
       <w:r>
-        <w:t xml:space="preserve">Рис. 22. </w:t>
-      </w:r>
-      <w:r>
-        <w:t>Сводная спецификация А3</w:t>
+        <w:t>Рис. 22. Сводная спецификация А3</w:t>
       </w:r>
     </w:p>
     <w:p>
@@ -5171,10 +4252,272 @@
         </w:numPr>
       </w:pPr>
       <w:r>
-        <w:t>При создании воспользоваться подробной инструкцией</w:t>
-      </w:r>
-      <w:r>
-        <w:t>.</w:t>
+        <w:t>При создании воспользоваться подробной инструкцией.</w:t>
+      </w:r>
+    </w:p>
+    <w:p>
+      <w:pPr>
+        <w:pStyle w:val="2"/>
+        <w:numPr>
+          <w:ilvl w:val="1"/>
+          <w:numId w:val="1"/>
+        </w:numPr>
+      </w:pPr>
+      <w:r>
+        <w:lastRenderedPageBreak/>
+        <w:t>CSV-таблицы площадей фасонных деталей (скрипт «Фасонные части воздуховодов»)</w:t>
+      </w:r>
+    </w:p>
+    <w:p>
+      <w:pPr>
+        <w:pStyle w:val="a7"/>
+      </w:pPr>
+      <w:r>
+        <w:t>Скрипт «Фасонные части воздуховодов» берёт площади развёртки отводов и переходов не из геометрии модели, а из CSV-таблиц. Таблицы обязаны лежать в папке C:\DuctSize\ на том ПК, где запускается скрипт, и читаются при каждом запуске — правки в файлах применяются без пересборки скрипта. Состав папки:</w:t>
+      </w:r>
+    </w:p>
+    <w:tbl>
+      <w:tblPr>
+        <w:tblStyle w:val="af2"/>
+        <w:tblW w:w="7700" w:type="dxa"/>
+        <w:jc w:val="center"/>
+        <w:tblLook w:val="04A0" w:firstRow="1" w:lastRow="0" w:firstColumn="1" w:lastColumn="0" w:noHBand="0" w:noVBand="1"/>
+      </w:tblPr>
+      <w:tblGrid>
+        <w:gridCol w:w="2606"/>
+        <w:gridCol w:w="2388"/>
+        <w:gridCol w:w="2706"/>
+      </w:tblGrid>
+      <w:tr>
+        <w:trPr>
+          <w:jc w:val="center"/>
+        </w:trPr>
+        <w:tc>
+          <w:tcPr>
+            <w:tcW w:w="2200" w:type="dxa"/>
+          </w:tcPr>
+          <w:p>
+            <w:r>
+              <w:t>Файл</w:t>
+            </w:r>
+          </w:p>
+        </w:tc>
+        <w:tc>
+          <w:tcPr>
+            <w:tcW w:w="2400" w:type="dxa"/>
+          </w:tcPr>
+          <w:p>
+            <w:r>
+              <w:t>Деталь</w:t>
+            </w:r>
+          </w:p>
+        </w:tc>
+        <w:tc>
+          <w:tcPr>
+            <w:tcW w:w="3100" w:type="dxa"/>
+          </w:tcPr>
+          <w:p>
+            <w:r>
+              <w:t>Ключи поиска (параметры Revit)</w:t>
+            </w:r>
+          </w:p>
+        </w:tc>
+      </w:tr>
+      <w:tr>
+        <w:trPr>
+          <w:jc w:val="center"/>
+        </w:trPr>
+        <w:tc>
+          <w:tcPr>
+            <w:tcW w:w="2200" w:type="dxa"/>
+          </w:tcPr>
+          <w:p>
+            <w:pPr>
+              <w:rPr>
+                <w:lang w:val="en-US"/>
+              </w:rPr>
+            </w:pPr>
+            <w:r>
+              <w:rPr>
+                <w:lang w:val="en-US"/>
+              </w:rPr>
+              <w:t>C:\DuctSize\r_elb_90.csv</w:t>
+            </w:r>
+          </w:p>
+        </w:tc>
+        <w:tc>
+          <w:tcPr>
+            <w:tcW w:w="2400" w:type="dxa"/>
+          </w:tcPr>
+          <w:p>
+            <w:r>
+              <w:t>Отвод круглый</w:t>
+            </w:r>
+          </w:p>
+        </w:tc>
+        <w:tc>
+          <w:tcPr>
+            <w:tcW w:w="3100" w:type="dxa"/>
+          </w:tcPr>
+          <w:p>
+            <w:r>
+              <w:t>диаметр + угол</w:t>
+            </w:r>
+          </w:p>
+        </w:tc>
+      </w:tr>
+      <w:tr>
+        <w:trPr>
+          <w:jc w:val="center"/>
+        </w:trPr>
+        <w:tc>
+          <w:tcPr>
+            <w:tcW w:w="2200" w:type="dxa"/>
+          </w:tcPr>
+          <w:p>
+            <w:pPr>
+              <w:rPr>
+                <w:lang w:val="en-US"/>
+              </w:rPr>
+            </w:pPr>
+            <w:r>
+              <w:rPr>
+                <w:lang w:val="en-US"/>
+              </w:rPr>
+              <w:t>C:\DuctSize\sq_elb_90.csv</w:t>
+            </w:r>
+          </w:p>
+        </w:tc>
+        <w:tc>
+          <w:tcPr>
+            <w:tcW w:w="2400" w:type="dxa"/>
+          </w:tcPr>
+          <w:p>
+            <w:r>
+              <w:t>Отвод прямоугольный</w:t>
+            </w:r>
+          </w:p>
+        </w:tc>
+        <w:tc>
+          <w:tcPr>
+            <w:tcW w:w="3100" w:type="dxa"/>
+          </w:tcPr>
+          <w:p>
+            <w:r>
+              <w:t>ширина и высота сечения + угол (ищутся обе ориентации)</w:t>
+            </w:r>
+          </w:p>
+        </w:tc>
+      </w:tr>
+      <w:tr>
+        <w:trPr>
+          <w:jc w:val="center"/>
+        </w:trPr>
+        <w:tc>
+          <w:tcPr>
+            <w:tcW w:w="2200" w:type="dxa"/>
+          </w:tcPr>
+          <w:p>
+            <w:pPr>
+              <w:rPr>
+                <w:lang w:val="en-US"/>
+              </w:rPr>
+            </w:pPr>
+            <w:r>
+              <w:rPr>
+                <w:lang w:val="en-US"/>
+              </w:rPr>
+              <w:t>C:\DuctSize\r_resize.csv</w:t>
+            </w:r>
+          </w:p>
+        </w:tc>
+        <w:tc>
+          <w:tcPr>
+            <w:tcW w:w="2400" w:type="dxa"/>
+          </w:tcPr>
+          <w:p>
+            <w:r>
+              <w:t>Переход круглый (в т.ч. круг→прямоугольное)</w:t>
+            </w:r>
+          </w:p>
+        </w:tc>
+        <w:tc>
+          <w:tcPr>
+            <w:tcW w:w="3100" w:type="dxa"/>
+          </w:tcPr>
+          <w:p>
+            <w:r>
+              <w:t>d1, d2 + длина L (ищутся оба направления)</w:t>
+            </w:r>
+          </w:p>
+        </w:tc>
+      </w:tr>
+      <w:tr>
+        <w:trPr>
+          <w:jc w:val="center"/>
+        </w:trPr>
+        <w:tc>
+          <w:tcPr>
+            <w:tcW w:w="2200" w:type="dxa"/>
+          </w:tcPr>
+          <w:p>
+            <w:pPr>
+              <w:rPr>
+                <w:lang w:val="en-US"/>
+              </w:rPr>
+            </w:pPr>
+            <w:r>
+              <w:rPr>
+                <w:lang w:val="en-US"/>
+              </w:rPr>
+              <w:t>C:\DuctSize\sq_resize.csv</w:t>
+            </w:r>
+          </w:p>
+        </w:tc>
+        <w:tc>
+          <w:tcPr>
+            <w:tcW w:w="2400" w:type="dxa"/>
+          </w:tcPr>
+          <w:p>
+            <w:r>
+              <w:t>Переход прямоугольный</w:t>
+            </w:r>
+          </w:p>
+        </w:tc>
+        <w:tc>
+          <w:tcPr>
+            <w:tcW w:w="3100" w:type="dxa"/>
+          </w:tcPr>
+          <w:p>
+            <w:r>
+              <w:t>стороны сечений + длина L (ищутся обе ориентации)</w:t>
+            </w:r>
+          </w:p>
+        </w:tc>
+      </w:tr>
+    </w:tbl>
+    <w:p>
+      <w:pPr>
+        <w:pStyle w:val="a7"/>
+        <w:numPr>
+          <w:ilvl w:val="0"/>
+          <w:numId w:val="2"/>
+        </w:numPr>
+      </w:pPr>
+      <w:r>
+        <w:t>Если папки или файла нет либо конкретный размер/угол в таблице не найден — площадь считается по формулам развёртки. Формулами (без CSV) всегда считаются тройники, врезки и заглушки.</w:t>
+      </w:r>
+    </w:p>
+    <w:p>
+      <w:pPr>
+        <w:pStyle w:val="a7"/>
+        <w:numPr>
+          <w:ilvl w:val="0"/>
+          <w:numId w:val="2"/>
+        </w:numPr>
+      </w:pPr>
+      <w:r>
+        <w:t>Найденная в таблице площадь записывается в HT_ПлощадьФасонныхЭлементов (единица «шт», количество 1) и умножается на коэффициент запаса из окна настройки (по умолчанию 1,44).</w:t>
       </w:r>
     </w:p>
     <w:sectPr>
@@ -6811,6 +6154,7 @@
   <w:style w:type="character" w:default="1" w:styleId="a0">
     <w:name w:val="Default Paragraph Font"/>
     <w:uiPriority w:val="1"/>
+    <w:semiHidden/>
     <w:unhideWhenUsed/>
   </w:style>
   <w:style w:type="table" w:default="1" w:styleId="a1">
